--- a/在线预约系统 接口文档.docx
+++ b/在线预约系统 接口文档.docx
@@ -308,184 +308,6 @@
     <w:p>
       <w:pPr>
         <w:rPr>
-          <w:rFonts w:hint="eastAsia"/>
-        </w:rPr>
-      </w:pPr>
-      <w:r>
-        <w:rPr>
-          <w:rFonts w:hint="eastAsia"/>
-          <w:lang w:val="en-US" w:eastAsia="zh-CN"/>
-        </w:rPr>
-        <w:t>1.</w:t>
-      </w:r>
-      <w:r>
-        <w:rPr>
-          <w:rFonts w:hint="eastAsia"/>
-        </w:rPr>
-        <w:t>服务列表</w:t>
-      </w:r>
-    </w:p>
-    <w:p>
-      <w:pPr>
-        <w:rPr>
-          <w:rFonts w:hint="eastAsia"/>
-        </w:rPr>
-      </w:pPr>
-      <w:r>
-        <w:rPr>
-          <w:rFonts w:hint="eastAsia"/>
-        </w:rPr>
-        <w:t>GET</w:t>
-      </w:r>
-      <w:r>
-        <w:rPr>
-          <w:rFonts w:hint="eastAsia"/>
-          <w:lang w:val="en-US" w:eastAsia="zh-CN"/>
-        </w:rPr>
-        <w:t>:</w:t>
-      </w:r>
-      <w:r>
-        <w:rPr>
-          <w:rFonts w:hint="eastAsia"/>
-        </w:rPr>
-        <w:t>/api/services</w:t>
-      </w:r>
-    </w:p>
-    <w:p>
-      <w:pPr>
-        <w:rPr>
-          <w:rFonts w:hint="eastAsia"/>
-        </w:rPr>
-      </w:pPr>
-      <w:r>
-        <w:rPr>
-          <w:rFonts w:hint="eastAsia"/>
-        </w:rPr>
-        <w:t>无需参数</w:t>
-      </w:r>
-    </w:p>
-    <w:p>
-      <w:pPr>
-        <w:rPr>
-          <w:rFonts w:hint="eastAsia"/>
-        </w:rPr>
-      </w:pPr>
-      <w:r>
-        <w:rPr>
-          <w:rFonts w:hint="eastAsia"/>
-        </w:rPr>
-        <w:t>返回：所有服务列表（ServiceID、ServiceName、Duration、Price、Category、MerchantID）</w:t>
-      </w:r>
-    </w:p>
-    <w:p>
-      <w:pPr>
-        <w:rPr>
-          <w:rFonts w:hint="eastAsia"/>
-        </w:rPr>
-      </w:pPr>
-    </w:p>
-    <w:p>
-      <w:pPr>
-        <w:rPr>
-          <w:rFonts w:hint="eastAsia"/>
-        </w:rPr>
-      </w:pPr>
-      <w:r>
-        <w:rPr>
-          <w:rFonts w:hint="eastAsia"/>
-          <w:lang w:val="en-US" w:eastAsia="zh-CN"/>
-        </w:rPr>
-        <w:t>2.</w:t>
-      </w:r>
-      <w:r>
-        <w:rPr>
-          <w:rFonts w:hint="eastAsia"/>
-        </w:rPr>
-        <w:t>发布服务</w:t>
-      </w:r>
-    </w:p>
-    <w:p>
-      <w:pPr>
-        <w:rPr>
-          <w:rFonts w:hint="eastAsia"/>
-        </w:rPr>
-      </w:pPr>
-      <w:r>
-        <w:rPr>
-          <w:rFonts w:hint="eastAsia"/>
-        </w:rPr>
-        <w:t>POST</w:t>
-      </w:r>
-      <w:r>
-        <w:rPr>
-          <w:rFonts w:hint="eastAsia"/>
-          <w:lang w:val="en-US" w:eastAsia="zh-CN"/>
-        </w:rPr>
-        <w:t>:</w:t>
-      </w:r>
-      <w:r>
-        <w:rPr>
-          <w:rFonts w:hint="eastAsia"/>
-        </w:rPr>
-        <w:t>/api/merchant/service</w:t>
-      </w:r>
-    </w:p>
-    <w:p>
-      <w:pPr>
-        <w:rPr>
-          <w:rFonts w:hint="eastAsia"/>
-        </w:rPr>
-      </w:pPr>
-      <w:r>
-        <w:rPr>
-          <w:rFonts w:hint="eastAsia"/>
-        </w:rPr>
-        <w:t>参数：ServiceName、Duration、Price、Category、MerchantID</w:t>
-      </w:r>
-    </w:p>
-    <w:p>
-      <w:pPr>
-        <w:rPr>
-          <w:rFonts w:hint="eastAsia"/>
-        </w:rPr>
-      </w:pPr>
-    </w:p>
-    <w:p>
-      <w:pPr>
-        <w:rPr>
-          <w:rFonts w:hint="eastAsia"/>
-        </w:rPr>
-      </w:pPr>
-      <w:r>
-        <w:rPr>
-          <w:rFonts w:hint="eastAsia"/>
-        </w:rPr>
-        <w:t>三、预约模块</w:t>
-      </w:r>
-    </w:p>
-    <w:p>
-      <w:pPr>
-        <w:rPr>
-          <w:rFonts w:hint="eastAsia"/>
-        </w:rPr>
-      </w:pPr>
-      <w:r>
-        <w:rPr>
-          <w:rFonts w:hint="eastAsia"/>
-          <w:lang w:val="en-US" w:eastAsia="zh-CN"/>
-        </w:rPr>
-        <w:t>1.</w:t>
-      </w:r>
-      <w:r>
-        <w:rPr>
-          <w:rFonts w:hint="eastAsia"/>
-        </w:rPr>
-        <w:t>创建预约</w:t>
-      </w:r>
-    </w:p>
-    <w:p>
-      <w:pPr>
-        <w:rPr>
           <w:rFonts w:hint="eastAsia" w:eastAsiaTheme="minorEastAsia"/>
           <w:lang w:eastAsia="zh-CN"/>
         </w:rPr>
@@ -493,6 +315,126 @@
       <w:r>
         <w:rPr>
           <w:rFonts w:hint="eastAsia"/>
+          <w:lang w:val="en-US" w:eastAsia="zh-CN"/>
+        </w:rPr>
+        <w:t>1.</w:t>
+      </w:r>
+      <w:r>
+        <w:rPr>
+          <w:rFonts w:hint="eastAsia"/>
+        </w:rPr>
+        <w:t>服务列表</w:t>
+      </w:r>
+      <w:r>
+        <w:rPr>
+          <w:rFonts w:hint="eastAsia"/>
+          <w:lang w:eastAsia="zh-CN"/>
+        </w:rPr>
+        <w:t>（</w:t>
+      </w:r>
+      <w:r>
+        <w:rPr>
+          <w:rFonts w:hint="eastAsia"/>
+          <w:lang w:val="en-US" w:eastAsia="zh-CN"/>
+        </w:rPr>
+        <w:t>支持搜索</w:t>
+      </w:r>
+      <w:r>
+        <w:rPr>
+          <w:rFonts w:hint="eastAsia"/>
+          <w:lang w:eastAsia="zh-CN"/>
+        </w:rPr>
+        <w:t>）</w:t>
+      </w:r>
+    </w:p>
+    <w:p>
+      <w:pPr>
+        <w:rPr>
+          <w:rFonts w:hint="eastAsia"/>
+        </w:rPr>
+      </w:pPr>
+      <w:r>
+        <w:rPr>
+          <w:rFonts w:hint="eastAsia"/>
+        </w:rPr>
+        <w:t>GET</w:t>
+      </w:r>
+      <w:r>
+        <w:rPr>
+          <w:rFonts w:hint="eastAsia"/>
+          <w:lang w:val="en-US" w:eastAsia="zh-CN"/>
+        </w:rPr>
+        <w:t>:</w:t>
+      </w:r>
+      <w:r>
+        <w:rPr>
+          <w:rFonts w:hint="eastAsia"/>
+        </w:rPr>
+        <w:t>/api/services</w:t>
+      </w:r>
+    </w:p>
+    <w:p>
+      <w:pPr>
+        <w:rPr>
+          <w:rFonts w:hint="eastAsia"/>
+        </w:rPr>
+      </w:pPr>
+      <w:r>
+        <w:rPr>
+          <w:rFonts w:hint="eastAsia"/>
+        </w:rPr>
+        <w:t>可选参数：keyword（关键词搜索）、category（分类筛选）</w:t>
+      </w:r>
+    </w:p>
+    <w:p>
+      <w:pPr>
+        <w:rPr>
+          <w:rFonts w:hint="eastAsia"/>
+        </w:rPr>
+      </w:pPr>
+      <w:r>
+        <w:rPr>
+          <w:rFonts w:hint="eastAsia"/>
+        </w:rPr>
+        <w:t>返回：所有服务列表（ServiceID、ServiceName、Duration、Price、Category、MerchantID、Capacity、AvgRating、ShopName、Address）</w:t>
+      </w:r>
+    </w:p>
+    <w:p>
+      <w:pPr>
+        <w:rPr>
+          <w:rFonts w:hint="eastAsia"/>
+        </w:rPr>
+      </w:pPr>
+    </w:p>
+    <w:p>
+      <w:pPr>
+        <w:rPr>
+          <w:rFonts w:hint="eastAsia"/>
+        </w:rPr>
+      </w:pPr>
+      <w:r>
+        <w:rPr>
+          <w:rFonts w:hint="eastAsia"/>
+          <w:lang w:val="en-US" w:eastAsia="zh-CN"/>
+        </w:rPr>
+        <w:t>2.</w:t>
+      </w:r>
+      <w:r>
+        <w:rPr>
+          <w:rFonts w:hint="eastAsia"/>
+        </w:rPr>
+        <w:t>发布服务</w:t>
+      </w:r>
+    </w:p>
+    <w:p>
+      <w:pPr>
+        <w:rPr>
+          <w:rFonts w:hint="eastAsia"/>
+        </w:rPr>
+      </w:pPr>
+      <w:r>
+        <w:rPr>
+          <w:rFonts w:hint="eastAsia"/>
         </w:rPr>
         <w:t>POST</w:t>
       </w:r>
@@ -507,6 +449,447 @@
         <w:rPr>
           <w:rFonts w:hint="eastAsia"/>
         </w:rPr>
+        <w:t>/api/merchant/service</w:t>
+      </w:r>
+    </w:p>
+    <w:p>
+      <w:pPr>
+        <w:rPr>
+          <w:rFonts w:hint="eastAsia"/>
+        </w:rPr>
+      </w:pPr>
+      <w:r>
+        <w:rPr>
+          <w:rFonts w:hint="eastAsia"/>
+        </w:rPr>
+        <w:t>参数：ServiceName、Duration、Price、Category、MerchantID</w:t>
+      </w:r>
+    </w:p>
+    <w:p>
+      <w:pPr>
+        <w:rPr>
+          <w:rFonts w:hint="eastAsia"/>
+        </w:rPr>
+      </w:pPr>
+    </w:p>
+    <w:p>
+      <w:pPr>
+        <w:rPr>
+          <w:rFonts w:hint="eastAsia"/>
+        </w:rPr>
+      </w:pPr>
+      <w:r>
+        <w:rPr>
+          <w:rFonts w:hint="eastAsia"/>
+        </w:rPr>
+        <w:t>5. 删除服务（下架）</w:t>
+      </w:r>
+    </w:p>
+    <w:p>
+      <w:pPr>
+        <w:rPr>
+          <w:rFonts w:hint="eastAsia"/>
+        </w:rPr>
+      </w:pPr>
+      <w:r>
+        <w:rPr>
+          <w:rFonts w:hint="eastAsia"/>
+        </w:rPr>
+        <w:t>POST</w:t>
+      </w:r>
+      <w:r>
+        <w:rPr>
+          <w:rFonts w:hint="eastAsia"/>
+          <w:lang w:val="en-US" w:eastAsia="zh-CN"/>
+        </w:rPr>
+        <w:t>:</w:t>
+      </w:r>
+      <w:r>
+        <w:rPr>
+          <w:rFonts w:hint="eastAsia"/>
+        </w:rPr>
+        <w:t xml:space="preserve"> /api/merchant/service/delete</w:t>
+      </w:r>
+    </w:p>
+    <w:p>
+      <w:pPr>
+        <w:rPr>
+          <w:rFonts w:hint="eastAsia"/>
+        </w:rPr>
+      </w:pPr>
+      <w:r>
+        <w:rPr>
+          <w:rFonts w:hint="eastAsia"/>
+        </w:rPr>
+        <w:t>参数：ServiceID、MerchantID</w:t>
+      </w:r>
+    </w:p>
+    <w:p>
+      <w:pPr>
+        <w:rPr>
+          <w:rFonts w:hint="eastAsia"/>
+        </w:rPr>
+      </w:pPr>
+    </w:p>
+    <w:p>
+      <w:pPr>
+        <w:rPr>
+          <w:rFonts w:hint="eastAsia"/>
+        </w:rPr>
+      </w:pPr>
+      <w:r>
+        <w:rPr>
+          <w:rFonts w:hint="eastAsia"/>
+        </w:rPr>
+        <w:t>三、排班模块</w:t>
+      </w:r>
+    </w:p>
+    <w:p>
+      <w:pPr>
+        <w:rPr>
+          <w:rFonts w:hint="eastAsia"/>
+        </w:rPr>
+      </w:pPr>
+      <w:r>
+        <w:rPr>
+          <w:rFonts w:hint="eastAsia"/>
+          <w:lang w:val="en-US" w:eastAsia="zh-CN"/>
+        </w:rPr>
+        <w:t>1</w:t>
+      </w:r>
+      <w:r>
+        <w:rPr>
+          <w:rFonts w:hint="eastAsia"/>
+        </w:rPr>
+        <w:t>. 查询排班</w:t>
+      </w:r>
+    </w:p>
+    <w:p>
+      <w:pPr>
+        <w:rPr>
+          <w:rFonts w:hint="eastAsia"/>
+        </w:rPr>
+      </w:pPr>
+      <w:r>
+        <w:rPr>
+          <w:rFonts w:hint="eastAsia"/>
+        </w:rPr>
+        <w:t>GET</w:t>
+      </w:r>
+      <w:r>
+        <w:rPr>
+          <w:rFonts w:hint="eastAsia"/>
+          <w:lang w:val="en-US" w:eastAsia="zh-CN"/>
+        </w:rPr>
+        <w:t>:</w:t>
+      </w:r>
+      <w:r>
+        <w:rPr>
+          <w:rFonts w:hint="eastAsia"/>
+        </w:rPr>
+        <w:t xml:space="preserve"> /api/merchant/schedule?MerchantID={MerchantID}</w:t>
+      </w:r>
+    </w:p>
+    <w:p>
+      <w:pPr>
+        <w:rPr>
+          <w:rFonts w:hint="eastAsia"/>
+        </w:rPr>
+      </w:pPr>
+    </w:p>
+    <w:p>
+      <w:pPr>
+        <w:rPr>
+          <w:rFonts w:hint="eastAsia"/>
+        </w:rPr>
+      </w:pPr>
+      <w:r>
+        <w:rPr>
+          <w:rFonts w:hint="eastAsia"/>
+          <w:lang w:val="en-US" w:eastAsia="zh-CN"/>
+        </w:rPr>
+        <w:t>2</w:t>
+      </w:r>
+      <w:r>
+        <w:rPr>
+          <w:rFonts w:hint="eastAsia"/>
+        </w:rPr>
+        <w:t>. 设置排班</w:t>
+      </w:r>
+    </w:p>
+    <w:p>
+      <w:pPr>
+        <w:rPr>
+          <w:rFonts w:hint="eastAsia"/>
+        </w:rPr>
+      </w:pPr>
+      <w:r>
+        <w:rPr>
+          <w:rFonts w:hint="eastAsia"/>
+        </w:rPr>
+        <w:t>POST</w:t>
+      </w:r>
+      <w:r>
+        <w:rPr>
+          <w:rFonts w:hint="eastAsia"/>
+          <w:lang w:val="en-US" w:eastAsia="zh-CN"/>
+        </w:rPr>
+        <w:t>:</w:t>
+      </w:r>
+      <w:r>
+        <w:rPr>
+          <w:rFonts w:hint="eastAsia"/>
+        </w:rPr>
+        <w:t xml:space="preserve"> /api/merchant/schedule</w:t>
+      </w:r>
+    </w:p>
+    <w:p>
+      <w:pPr>
+        <w:rPr>
+          <w:rFonts w:hint="eastAsia"/>
+        </w:rPr>
+      </w:pPr>
+      <w:r>
+        <w:rPr>
+          <w:rFonts w:hint="eastAsia"/>
+        </w:rPr>
+        <w:t>参数：MerchantID、Schedule（对象数组）</w:t>
+      </w:r>
+    </w:p>
+    <w:p>
+      <w:pPr>
+        <w:rPr>
+          <w:rFonts w:hint="eastAsia"/>
+        </w:rPr>
+      </w:pPr>
+    </w:p>
+    <w:p>
+      <w:pPr>
+        <w:rPr>
+          <w:rFonts w:hint="eastAsia"/>
+        </w:rPr>
+      </w:pPr>
+      <w:r>
+        <w:rPr>
+          <w:rFonts w:hint="eastAsia"/>
+        </w:rPr>
+        <w:t>示例：</w:t>
+      </w:r>
+    </w:p>
+    <w:p>
+      <w:pPr>
+        <w:rPr>
+          <w:rFonts w:hint="eastAsia"/>
+        </w:rPr>
+      </w:pPr>
+      <w:r>
+        <w:rPr>
+          <w:rFonts w:hint="eastAsia"/>
+        </w:rPr>
+        <w:t>{</w:t>
+      </w:r>
+    </w:p>
+    <w:p>
+      <w:pPr>
+        <w:rPr>
+          <w:rFonts w:hint="eastAsia"/>
+        </w:rPr>
+      </w:pPr>
+      <w:r>
+        <w:rPr>
+          <w:rFonts w:hint="eastAsia"/>
+        </w:rPr>
+        <w:t>"MerchantID": 1,</w:t>
+      </w:r>
+    </w:p>
+    <w:p>
+      <w:pPr>
+        <w:rPr>
+          <w:rFonts w:hint="eastAsia"/>
+        </w:rPr>
+      </w:pPr>
+      <w:r>
+        <w:rPr>
+          <w:rFonts w:hint="eastAsia"/>
+        </w:rPr>
+        <w:t>"Schedule": [</w:t>
+      </w:r>
+    </w:p>
+    <w:p>
+      <w:pPr>
+        <w:rPr>
+          <w:rFonts w:hint="eastAsia"/>
+        </w:rPr>
+      </w:pPr>
+      <w:r>
+        <w:rPr>
+          <w:rFonts w:hint="eastAsia"/>
+        </w:rPr>
+        <w:t>{"DayOfWeek": 0, "IsWorkingDay": 0},</w:t>
+      </w:r>
+    </w:p>
+    <w:p>
+      <w:pPr>
+        <w:rPr>
+          <w:rFonts w:hint="eastAsia"/>
+        </w:rPr>
+      </w:pPr>
+      <w:r>
+        <w:rPr>
+          <w:rFonts w:hint="eastAsia"/>
+        </w:rPr>
+        <w:t>{"DayOfWeek": 1, "IsWorkingDay": 1},</w:t>
+      </w:r>
+    </w:p>
+    <w:p>
+      <w:pPr>
+        <w:rPr>
+          <w:rFonts w:hint="eastAsia"/>
+        </w:rPr>
+      </w:pPr>
+      <w:r>
+        <w:rPr>
+          <w:rFonts w:hint="eastAsia"/>
+        </w:rPr>
+        <w:t>{"DayOfWeek": 2, "IsWorkingDay": 1}</w:t>
+      </w:r>
+    </w:p>
+    <w:p>
+      <w:pPr>
+        <w:rPr>
+          <w:rFonts w:hint="eastAsia"/>
+        </w:rPr>
+      </w:pPr>
+      <w:r>
+        <w:rPr>
+          <w:rFonts w:hint="eastAsia"/>
+        </w:rPr>
+        <w:t>]</w:t>
+      </w:r>
+    </w:p>
+    <w:p>
+      <w:pPr>
+        <w:rPr>
+          <w:rFonts w:hint="eastAsia"/>
+        </w:rPr>
+      </w:pPr>
+      <w:r>
+        <w:rPr>
+          <w:rFonts w:hint="eastAsia"/>
+        </w:rPr>
+        <w:t>}</w:t>
+      </w:r>
+    </w:p>
+    <w:p>
+      <w:pPr>
+        <w:rPr>
+          <w:rFonts w:hint="eastAsia"/>
+        </w:rPr>
+      </w:pPr>
+      <w:r>
+        <w:rPr>
+          <w:rFonts w:hint="eastAsia"/>
+        </w:rPr>
+        <w:t>DayOfWeek：0=周日，1=周一</w:t>
+      </w:r>
+      <w:r>
+        <w:rPr>
+          <w:rFonts w:hint="eastAsia"/>
+          <w:lang w:eastAsia="zh-CN"/>
+        </w:rPr>
+        <w:t>，</w:t>
+      </w:r>
+      <w:r>
+        <w:rPr>
+          <w:rFonts w:hint="eastAsia"/>
+        </w:rPr>
+        <w:t>……</w:t>
+      </w:r>
+      <w:r>
+        <w:rPr>
+          <w:rFonts w:hint="eastAsia"/>
+          <w:lang w:eastAsia="zh-CN"/>
+        </w:rPr>
+        <w:t>，</w:t>
+      </w:r>
+      <w:r>
+        <w:rPr>
+          <w:rFonts w:hint="eastAsia"/>
+        </w:rPr>
+        <w:t>6=周六</w:t>
+      </w:r>
+    </w:p>
+    <w:p>
+      <w:pPr>
+        <w:rPr>
+          <w:rFonts w:hint="eastAsia"/>
+        </w:rPr>
+      </w:pPr>
+    </w:p>
+    <w:p>
+      <w:pPr>
+        <w:rPr>
+          <w:rFonts w:hint="eastAsia"/>
+        </w:rPr>
+      </w:pPr>
+      <w:r>
+        <w:rPr>
+          <w:rFonts w:hint="eastAsia"/>
+          <w:lang w:val="en-US" w:eastAsia="zh-CN"/>
+        </w:rPr>
+        <w:t>四</w:t>
+      </w:r>
+      <w:r>
+        <w:rPr>
+          <w:rFonts w:hint="eastAsia"/>
+        </w:rPr>
+        <w:t>、预约模块</w:t>
+      </w:r>
+    </w:p>
+    <w:p>
+      <w:pPr>
+        <w:rPr>
+          <w:rFonts w:hint="eastAsia"/>
+        </w:rPr>
+      </w:pPr>
+      <w:r>
+        <w:rPr>
+          <w:rFonts w:hint="eastAsia"/>
+          <w:lang w:val="en-US" w:eastAsia="zh-CN"/>
+        </w:rPr>
+        <w:t>1.</w:t>
+      </w:r>
+      <w:r>
+        <w:rPr>
+          <w:rFonts w:hint="eastAsia"/>
+        </w:rPr>
+        <w:t>创建预约</w:t>
+      </w:r>
+    </w:p>
+    <w:p>
+      <w:pPr>
+        <w:rPr>
+          <w:rFonts w:hint="eastAsia" w:eastAsiaTheme="minorEastAsia"/>
+          <w:lang w:eastAsia="zh-CN"/>
+        </w:rPr>
+      </w:pPr>
+      <w:r>
+        <w:rPr>
+          <w:rFonts w:hint="eastAsia"/>
+        </w:rPr>
+        <w:t>POST</w:t>
+      </w:r>
+      <w:r>
+        <w:rPr>
+          <w:rFonts w:hint="eastAsia"/>
+          <w:lang w:val="en-US" w:eastAsia="zh-CN"/>
+        </w:rPr>
+        <w:t>:</w:t>
+      </w:r>
+      <w:r>
+        <w:rPr>
+          <w:rFonts w:hint="eastAsia"/>
+        </w:rPr>
         <w:t>/api/appointments</w:t>
       </w:r>
     </w:p>
@@ -521,6 +904,29 @@
           <w:rFonts w:hint="eastAsia"/>
         </w:rPr>
         <w:t>参数：ServiceID、UserID、AppointmentTime</w:t>
+      </w:r>
+    </w:p>
+    <w:p>
+      <w:pPr>
+        <w:widowControl w:val="0"/>
+        <w:jc w:val="both"/>
+        <w:rPr>
+          <w:rFonts w:hint="eastAsia" w:asciiTheme="minorHAnsi" w:hAnsiTheme="minorHAnsi" w:eastAsiaTheme="minorEastAsia" w:cstheme="minorBidi"/>
+          <w:kern w:val="2"/>
+          <w:sz w:val="21"/>
+          <w:szCs w:val="24"/>
+          <w:lang w:val="en-US" w:eastAsia="zh-CN" w:bidi="ar-SA"/>
+        </w:rPr>
+      </w:pPr>
+      <w:r>
+        <w:rPr>
+          <w:rFonts w:hint="eastAsia" w:asciiTheme="minorHAnsi" w:hAnsiTheme="minorHAnsi" w:eastAsiaTheme="minorEastAsia" w:cstheme="minorBidi"/>
+          <w:kern w:val="2"/>
+          <w:sz w:val="21"/>
+          <w:szCs w:val="24"/>
+          <w:lang w:val="en-US" w:eastAsia="zh-CN" w:bidi="ar-SA"/>
+        </w:rPr>
+        <w:t>时间格式：YYYY-MM-DD HH:MM（如 "2026-07-15 10:00"）</w:t>
       </w:r>
     </w:p>
     <w:p>
@@ -594,26 +1000,472 @@
         <w:rPr>
           <w:rFonts w:hint="eastAsia"/>
         </w:rPr>
-        <w:t>无需参数</w:t>
-      </w:r>
-    </w:p>
-    <w:p>
-      <w:pPr>
-        <w:rPr>
-          <w:rFonts w:hint="eastAsia"/>
-        </w:rPr>
-      </w:pPr>
-      <w:r>
-        <w:rPr>
-          <w:rFonts w:hint="eastAsia"/>
-        </w:rPr>
-        <w:t>返回：所有预约记录（含 AppointmentID、Status等）</w:t>
-      </w:r>
-    </w:p>
-    <w:p>
-      <w:pPr>
-        <w:rPr>
-          <w:rFonts w:hint="eastAsia"/>
+        <w:t>可选参数：UserID（查指定用户）、MerchantID（查指定商家）</w:t>
+      </w:r>
+    </w:p>
+    <w:p>
+      <w:pPr>
+        <w:rPr>
+          <w:rFonts w:hint="eastAsia" w:asciiTheme="minorHAnsi" w:hAnsiTheme="minorHAnsi" w:eastAsiaTheme="minorEastAsia" w:cstheme="minorBidi"/>
+          <w:kern w:val="2"/>
+          <w:sz w:val="21"/>
+          <w:szCs w:val="24"/>
+          <w:lang w:val="en-US" w:eastAsia="zh-CN" w:bidi="ar-SA"/>
+        </w:rPr>
+      </w:pPr>
+      <w:r>
+        <w:rPr>
+          <w:rFonts w:hint="eastAsia"/>
+        </w:rPr>
+        <w:t>返回：所有预约记录</w:t>
+      </w:r>
+      <w:r>
+        <w:rPr>
+          <w:rFonts w:hint="eastAsia" w:asciiTheme="minorHAnsi" w:hAnsiTheme="minorHAnsi" w:eastAsiaTheme="minorEastAsia" w:cstheme="minorBidi"/>
+          <w:kern w:val="2"/>
+          <w:sz w:val="21"/>
+          <w:szCs w:val="24"/>
+          <w:lang w:val="en-US" w:eastAsia="zh-CN" w:bidi="ar-SA"/>
+        </w:rPr>
+        <w:t>（AppointmentID、ServiceName、Status、StatusText、HasReview 等）</w:t>
+      </w:r>
+    </w:p>
+    <w:p>
+      <w:pPr>
+        <w:rPr>
+          <w:rFonts w:hint="eastAsia" w:asciiTheme="minorHAnsi" w:hAnsiTheme="minorHAnsi" w:eastAsiaTheme="minorEastAsia" w:cstheme="minorBidi"/>
+          <w:kern w:val="2"/>
+          <w:sz w:val="21"/>
+          <w:szCs w:val="24"/>
+          <w:lang w:val="en-US" w:eastAsia="zh-CN" w:bidi="ar-SA"/>
+        </w:rPr>
+      </w:pPr>
+    </w:p>
+    <w:p>
+      <w:pPr>
+        <w:widowControl w:val="0"/>
+        <w:jc w:val="both"/>
+        <w:rPr>
+          <w:rFonts w:hint="eastAsia" w:asciiTheme="minorHAnsi" w:hAnsiTheme="minorHAnsi" w:eastAsiaTheme="minorEastAsia" w:cstheme="minorBidi"/>
+          <w:kern w:val="2"/>
+          <w:sz w:val="21"/>
+          <w:szCs w:val="24"/>
+          <w:lang w:val="en-US" w:eastAsia="zh-CN" w:bidi="ar-SA"/>
+        </w:rPr>
+      </w:pPr>
+      <w:r>
+        <w:rPr>
+          <w:rFonts w:hint="eastAsia" w:asciiTheme="minorHAnsi" w:hAnsiTheme="minorHAnsi" w:eastAsiaTheme="minorEastAsia" w:cstheme="minorBidi"/>
+          <w:kern w:val="2"/>
+          <w:sz w:val="21"/>
+          <w:szCs w:val="24"/>
+          <w:lang w:val="en-US" w:eastAsia="zh-CN" w:bidi="ar-SA"/>
+        </w:rPr>
+        <w:t>3. 商家确认预约</w:t>
+      </w:r>
+    </w:p>
+    <w:p>
+      <w:pPr>
+        <w:widowControl w:val="0"/>
+        <w:ind w:leftChars="0"/>
+        <w:jc w:val="both"/>
+        <w:rPr>
+          <w:rFonts w:hint="eastAsia" w:asciiTheme="minorHAnsi" w:hAnsiTheme="minorHAnsi" w:eastAsiaTheme="minorEastAsia" w:cstheme="minorBidi"/>
+          <w:kern w:val="2"/>
+          <w:sz w:val="21"/>
+          <w:szCs w:val="24"/>
+          <w:lang w:val="en-US" w:eastAsia="zh-CN" w:bidi="ar-SA"/>
+        </w:rPr>
+      </w:pPr>
+      <w:r>
+        <w:rPr>
+          <w:rFonts w:hint="eastAsia" w:asciiTheme="minorHAnsi" w:hAnsiTheme="minorHAnsi" w:eastAsiaTheme="minorEastAsia" w:cstheme="minorBidi"/>
+          <w:kern w:val="2"/>
+          <w:sz w:val="21"/>
+          <w:szCs w:val="24"/>
+          <w:lang w:val="en-US" w:eastAsia="zh-CN" w:bidi="ar-SA"/>
+        </w:rPr>
+        <w:t>POST :/api/merchant/appointments/confirm</w:t>
+      </w:r>
+    </w:p>
+    <w:p>
+      <w:pPr>
+        <w:widowControl w:val="0"/>
+        <w:ind w:leftChars="0"/>
+        <w:jc w:val="both"/>
+        <w:rPr>
+          <w:rFonts w:hint="eastAsia" w:asciiTheme="minorHAnsi" w:hAnsiTheme="minorHAnsi" w:eastAsiaTheme="minorEastAsia" w:cstheme="minorBidi"/>
+          <w:kern w:val="2"/>
+          <w:sz w:val="21"/>
+          <w:szCs w:val="24"/>
+          <w:lang w:val="en-US" w:eastAsia="zh-CN" w:bidi="ar-SA"/>
+        </w:rPr>
+      </w:pPr>
+      <w:r>
+        <w:rPr>
+          <w:rFonts w:hint="eastAsia" w:asciiTheme="minorHAnsi" w:hAnsiTheme="minorHAnsi" w:eastAsiaTheme="minorEastAsia" w:cstheme="minorBidi"/>
+          <w:kern w:val="2"/>
+          <w:sz w:val="21"/>
+          <w:szCs w:val="24"/>
+          <w:lang w:val="en-US" w:eastAsia="zh-CN" w:bidi="ar-SA"/>
+        </w:rPr>
+        <w:t>参数：AppointmentID、MerchantID</w:t>
+      </w:r>
+    </w:p>
+    <w:p>
+      <w:pPr>
+        <w:widowControl w:val="0"/>
+        <w:ind w:leftChars="0"/>
+        <w:jc w:val="both"/>
+        <w:rPr>
+          <w:rFonts w:hint="eastAsia" w:asciiTheme="minorHAnsi" w:hAnsiTheme="minorHAnsi" w:eastAsiaTheme="minorEastAsia" w:cstheme="minorBidi"/>
+          <w:kern w:val="2"/>
+          <w:sz w:val="21"/>
+          <w:szCs w:val="24"/>
+          <w:lang w:val="en-US" w:eastAsia="zh-CN" w:bidi="ar-SA"/>
+        </w:rPr>
+      </w:pPr>
+      <w:r>
+        <w:rPr>
+          <w:rFonts w:hint="eastAsia" w:asciiTheme="minorHAnsi" w:hAnsiTheme="minorHAnsi" w:eastAsiaTheme="minorEastAsia" w:cstheme="minorBidi"/>
+          <w:kern w:val="2"/>
+          <w:sz w:val="21"/>
+          <w:szCs w:val="24"/>
+          <w:lang w:val="en-US" w:eastAsia="zh-CN" w:bidi="ar-SA"/>
+        </w:rPr>
+        <w:t>状态变化：待确认(1) → 已确认(2)</w:t>
+      </w:r>
+    </w:p>
+    <w:p>
+      <w:pPr>
+        <w:widowControl w:val="0"/>
+        <w:ind w:leftChars="0"/>
+        <w:jc w:val="both"/>
+        <w:rPr>
+          <w:rFonts w:hint="eastAsia" w:asciiTheme="minorHAnsi" w:hAnsiTheme="minorHAnsi" w:eastAsiaTheme="minorEastAsia" w:cstheme="minorBidi"/>
+          <w:kern w:val="2"/>
+          <w:sz w:val="21"/>
+          <w:szCs w:val="24"/>
+          <w:lang w:val="en-US" w:eastAsia="zh-CN" w:bidi="ar-SA"/>
+        </w:rPr>
+      </w:pPr>
+    </w:p>
+    <w:p>
+      <w:pPr>
+        <w:widowControl w:val="0"/>
+        <w:jc w:val="both"/>
+        <w:rPr>
+          <w:rFonts w:hint="eastAsia" w:asciiTheme="minorHAnsi" w:hAnsiTheme="minorHAnsi" w:eastAsiaTheme="minorEastAsia" w:cstheme="minorBidi"/>
+          <w:kern w:val="2"/>
+          <w:sz w:val="21"/>
+          <w:szCs w:val="24"/>
+          <w:lang w:val="en-US" w:eastAsia="zh-CN" w:bidi="ar-SA"/>
+        </w:rPr>
+      </w:pPr>
+      <w:r>
+        <w:rPr>
+          <w:rFonts w:hint="eastAsia" w:asciiTheme="minorHAnsi" w:hAnsiTheme="minorHAnsi" w:eastAsiaTheme="minorEastAsia" w:cstheme="minorBidi"/>
+          <w:kern w:val="2"/>
+          <w:sz w:val="21"/>
+          <w:szCs w:val="24"/>
+          <w:lang w:val="en-US" w:eastAsia="zh-CN" w:bidi="ar-SA"/>
+        </w:rPr>
+        <w:t>4. 取消预约（用户）</w:t>
+      </w:r>
+    </w:p>
+    <w:p>
+      <w:pPr>
+        <w:widowControl w:val="0"/>
+        <w:ind w:leftChars="0"/>
+        <w:jc w:val="both"/>
+        <w:rPr>
+          <w:rFonts w:hint="eastAsia" w:asciiTheme="minorHAnsi" w:hAnsiTheme="minorHAnsi" w:eastAsiaTheme="minorEastAsia" w:cstheme="minorBidi"/>
+          <w:kern w:val="2"/>
+          <w:sz w:val="21"/>
+          <w:szCs w:val="24"/>
+          <w:lang w:val="en-US" w:eastAsia="zh-CN" w:bidi="ar-SA"/>
+        </w:rPr>
+      </w:pPr>
+      <w:r>
+        <w:rPr>
+          <w:rFonts w:hint="eastAsia" w:asciiTheme="minorHAnsi" w:hAnsiTheme="minorHAnsi" w:eastAsiaTheme="minorEastAsia" w:cstheme="minorBidi"/>
+          <w:kern w:val="2"/>
+          <w:sz w:val="21"/>
+          <w:szCs w:val="24"/>
+          <w:lang w:val="en-US" w:eastAsia="zh-CN" w:bidi="ar-SA"/>
+        </w:rPr>
+        <w:t>POST :/api/appointments/cancel</w:t>
+      </w:r>
+    </w:p>
+    <w:p>
+      <w:pPr>
+        <w:widowControl w:val="0"/>
+        <w:ind w:leftChars="0"/>
+        <w:jc w:val="both"/>
+        <w:rPr>
+          <w:rFonts w:hint="eastAsia" w:asciiTheme="minorHAnsi" w:hAnsiTheme="minorHAnsi" w:eastAsiaTheme="minorEastAsia" w:cstheme="minorBidi"/>
+          <w:kern w:val="2"/>
+          <w:sz w:val="21"/>
+          <w:szCs w:val="24"/>
+          <w:lang w:val="en-US" w:eastAsia="zh-CN" w:bidi="ar-SA"/>
+        </w:rPr>
+      </w:pPr>
+      <w:r>
+        <w:rPr>
+          <w:rFonts w:hint="eastAsia" w:asciiTheme="minorHAnsi" w:hAnsiTheme="minorHAnsi" w:eastAsiaTheme="minorEastAsia" w:cstheme="minorBidi"/>
+          <w:kern w:val="2"/>
+          <w:sz w:val="21"/>
+          <w:szCs w:val="24"/>
+          <w:lang w:val="en-US" w:eastAsia="zh-CN" w:bidi="ar-SA"/>
+        </w:rPr>
+        <w:t>参数：AppointmentID、UserID</w:t>
+      </w:r>
+    </w:p>
+    <w:p>
+      <w:pPr>
+        <w:widowControl w:val="0"/>
+        <w:ind w:leftChars="0"/>
+        <w:jc w:val="both"/>
+        <w:rPr>
+          <w:rFonts w:hint="eastAsia" w:asciiTheme="minorHAnsi" w:hAnsiTheme="minorHAnsi" w:eastAsiaTheme="minorEastAsia" w:cstheme="minorBidi"/>
+          <w:kern w:val="2"/>
+          <w:sz w:val="21"/>
+          <w:szCs w:val="24"/>
+          <w:lang w:val="en-US" w:eastAsia="zh-CN" w:bidi="ar-SA"/>
+        </w:rPr>
+      </w:pPr>
+      <w:r>
+        <w:rPr>
+          <w:rFonts w:hint="eastAsia" w:asciiTheme="minorHAnsi" w:hAnsiTheme="minorHAnsi" w:eastAsiaTheme="minorEastAsia" w:cstheme="minorBidi"/>
+          <w:kern w:val="2"/>
+          <w:sz w:val="21"/>
+          <w:szCs w:val="24"/>
+          <w:lang w:val="en-US" w:eastAsia="zh-CN" w:bidi="ar-SA"/>
+        </w:rPr>
+        <w:t>状态变化：待确认(1)/已确认(2) → 已取消(3)</w:t>
+      </w:r>
+    </w:p>
+    <w:p>
+      <w:pPr>
+        <w:widowControl w:val="0"/>
+        <w:ind w:leftChars="0"/>
+        <w:jc w:val="both"/>
+        <w:rPr>
+          <w:rFonts w:hint="eastAsia" w:asciiTheme="minorHAnsi" w:hAnsiTheme="minorHAnsi" w:eastAsiaTheme="minorEastAsia" w:cstheme="minorBidi"/>
+          <w:kern w:val="2"/>
+          <w:sz w:val="21"/>
+          <w:szCs w:val="24"/>
+          <w:lang w:val="en-US" w:eastAsia="zh-CN" w:bidi="ar-SA"/>
+        </w:rPr>
+      </w:pPr>
+    </w:p>
+    <w:p>
+      <w:pPr>
+        <w:widowControl w:val="0"/>
+        <w:jc w:val="both"/>
+        <w:rPr>
+          <w:rFonts w:hint="eastAsia" w:asciiTheme="minorHAnsi" w:hAnsiTheme="minorHAnsi" w:eastAsiaTheme="minorEastAsia" w:cstheme="minorBidi"/>
+          <w:kern w:val="2"/>
+          <w:sz w:val="21"/>
+          <w:szCs w:val="24"/>
+          <w:lang w:val="en-US" w:eastAsia="zh-CN" w:bidi="ar-SA"/>
+        </w:rPr>
+      </w:pPr>
+      <w:r>
+        <w:rPr>
+          <w:rFonts w:hint="eastAsia" w:asciiTheme="minorHAnsi" w:hAnsiTheme="minorHAnsi" w:eastAsiaTheme="minorEastAsia" w:cstheme="minorBidi"/>
+          <w:kern w:val="2"/>
+          <w:sz w:val="21"/>
+          <w:szCs w:val="24"/>
+          <w:lang w:val="en-US" w:eastAsia="zh-CN" w:bidi="ar-SA"/>
+        </w:rPr>
+        <w:t>5. 取消预约（商家）</w:t>
+      </w:r>
+    </w:p>
+    <w:p>
+      <w:pPr>
+        <w:widowControl w:val="0"/>
+        <w:ind w:leftChars="0"/>
+        <w:jc w:val="both"/>
+        <w:rPr>
+          <w:rFonts w:hint="eastAsia" w:asciiTheme="minorHAnsi" w:hAnsiTheme="minorHAnsi" w:eastAsiaTheme="minorEastAsia" w:cstheme="minorBidi"/>
+          <w:kern w:val="2"/>
+          <w:sz w:val="21"/>
+          <w:szCs w:val="24"/>
+          <w:lang w:val="en-US" w:eastAsia="zh-CN" w:bidi="ar-SA"/>
+        </w:rPr>
+      </w:pPr>
+      <w:r>
+        <w:rPr>
+          <w:rFonts w:hint="eastAsia" w:asciiTheme="minorHAnsi" w:hAnsiTheme="minorHAnsi" w:eastAsiaTheme="minorEastAsia" w:cstheme="minorBidi"/>
+          <w:kern w:val="2"/>
+          <w:sz w:val="21"/>
+          <w:szCs w:val="24"/>
+          <w:lang w:val="en-US" w:eastAsia="zh-CN" w:bidi="ar-SA"/>
+        </w:rPr>
+        <w:t>POST :/api/appointments/cancel</w:t>
+      </w:r>
+    </w:p>
+    <w:p>
+      <w:pPr>
+        <w:widowControl w:val="0"/>
+        <w:ind w:leftChars="0"/>
+        <w:jc w:val="both"/>
+        <w:rPr>
+          <w:rFonts w:hint="eastAsia" w:asciiTheme="minorHAnsi" w:hAnsiTheme="minorHAnsi" w:eastAsiaTheme="minorEastAsia" w:cstheme="minorBidi"/>
+          <w:kern w:val="2"/>
+          <w:sz w:val="21"/>
+          <w:szCs w:val="24"/>
+          <w:lang w:val="en-US" w:eastAsia="zh-CN" w:bidi="ar-SA"/>
+        </w:rPr>
+      </w:pPr>
+      <w:r>
+        <w:rPr>
+          <w:rFonts w:hint="eastAsia" w:asciiTheme="minorHAnsi" w:hAnsiTheme="minorHAnsi" w:eastAsiaTheme="minorEastAsia" w:cstheme="minorBidi"/>
+          <w:kern w:val="2"/>
+          <w:sz w:val="21"/>
+          <w:szCs w:val="24"/>
+          <w:lang w:val="en-US" w:eastAsia="zh-CN" w:bidi="ar-SA"/>
+        </w:rPr>
+        <w:t>参数：AppointmentID、MerchantID</w:t>
+      </w:r>
+    </w:p>
+    <w:p>
+      <w:pPr>
+        <w:widowControl w:val="0"/>
+        <w:ind w:leftChars="0"/>
+        <w:jc w:val="both"/>
+        <w:rPr>
+          <w:rFonts w:hint="eastAsia" w:asciiTheme="minorHAnsi" w:hAnsiTheme="minorHAnsi" w:eastAsiaTheme="minorEastAsia" w:cstheme="minorBidi"/>
+          <w:kern w:val="2"/>
+          <w:sz w:val="21"/>
+          <w:szCs w:val="24"/>
+          <w:lang w:val="en-US" w:eastAsia="zh-CN" w:bidi="ar-SA"/>
+        </w:rPr>
+      </w:pPr>
+      <w:r>
+        <w:rPr>
+          <w:rFonts w:hint="eastAsia" w:asciiTheme="minorHAnsi" w:hAnsiTheme="minorHAnsi" w:eastAsiaTheme="minorEastAsia" w:cstheme="minorBidi"/>
+          <w:kern w:val="2"/>
+          <w:sz w:val="21"/>
+          <w:szCs w:val="24"/>
+          <w:lang w:val="en-US" w:eastAsia="zh-CN" w:bidi="ar-SA"/>
+        </w:rPr>
+        <w:t>状态变化：待确认(1)/已确认(2) → 已取消(3)</w:t>
+      </w:r>
+    </w:p>
+    <w:p>
+      <w:pPr>
+        <w:widowControl w:val="0"/>
+        <w:ind w:leftChars="0"/>
+        <w:jc w:val="both"/>
+        <w:rPr>
+          <w:rFonts w:hint="eastAsia" w:asciiTheme="minorHAnsi" w:hAnsiTheme="minorHAnsi" w:eastAsiaTheme="minorEastAsia" w:cstheme="minorBidi"/>
+          <w:kern w:val="2"/>
+          <w:sz w:val="21"/>
+          <w:szCs w:val="24"/>
+          <w:lang w:val="en-US" w:eastAsia="zh-CN" w:bidi="ar-SA"/>
+        </w:rPr>
+      </w:pPr>
+    </w:p>
+    <w:p>
+      <w:pPr>
+        <w:widowControl w:val="0"/>
+        <w:jc w:val="both"/>
+        <w:rPr>
+          <w:rFonts w:hint="eastAsia" w:asciiTheme="minorHAnsi" w:hAnsiTheme="minorHAnsi" w:eastAsiaTheme="minorEastAsia" w:cstheme="minorBidi"/>
+          <w:kern w:val="2"/>
+          <w:sz w:val="21"/>
+          <w:szCs w:val="24"/>
+          <w:lang w:val="en-US" w:eastAsia="zh-CN" w:bidi="ar-SA"/>
+        </w:rPr>
+      </w:pPr>
+      <w:r>
+        <w:rPr>
+          <w:rFonts w:hint="eastAsia" w:asciiTheme="minorHAnsi" w:hAnsiTheme="minorHAnsi" w:eastAsiaTheme="minorEastAsia" w:cstheme="minorBidi"/>
+          <w:kern w:val="2"/>
+          <w:sz w:val="21"/>
+          <w:szCs w:val="24"/>
+          <w:lang w:val="en-US" w:eastAsia="zh-CN" w:bidi="ar-SA"/>
+        </w:rPr>
+        <w:t>6. 核销</w:t>
+      </w:r>
+    </w:p>
+    <w:p>
+      <w:pPr>
+        <w:widowControl w:val="0"/>
+        <w:ind w:leftChars="0"/>
+        <w:jc w:val="both"/>
+        <w:rPr>
+          <w:rFonts w:hint="eastAsia" w:asciiTheme="minorHAnsi" w:hAnsiTheme="minorHAnsi" w:eastAsiaTheme="minorEastAsia" w:cstheme="minorBidi"/>
+          <w:kern w:val="2"/>
+          <w:sz w:val="21"/>
+          <w:szCs w:val="24"/>
+          <w:lang w:val="en-US" w:eastAsia="zh-CN" w:bidi="ar-SA"/>
+        </w:rPr>
+      </w:pPr>
+      <w:r>
+        <w:rPr>
+          <w:rFonts w:hint="eastAsia" w:asciiTheme="minorHAnsi" w:hAnsiTheme="minorHAnsi" w:eastAsiaTheme="minorEastAsia" w:cstheme="minorBidi"/>
+          <w:kern w:val="2"/>
+          <w:sz w:val="21"/>
+          <w:szCs w:val="24"/>
+          <w:lang w:val="en-US" w:eastAsia="zh-CN" w:bidi="ar-SA"/>
+        </w:rPr>
+        <w:t>POST :/api/appointments/complete</w:t>
+      </w:r>
+    </w:p>
+    <w:p>
+      <w:pPr>
+        <w:ind w:leftChars="0"/>
+        <w:rPr>
+          <w:rFonts w:hint="eastAsia" w:asciiTheme="minorHAnsi" w:hAnsiTheme="minorHAnsi" w:eastAsiaTheme="minorEastAsia" w:cstheme="minorBidi"/>
+          <w:kern w:val="2"/>
+          <w:sz w:val="21"/>
+          <w:szCs w:val="24"/>
+          <w:lang w:val="en-US" w:eastAsia="zh-CN" w:bidi="ar-SA"/>
+        </w:rPr>
+      </w:pPr>
+      <w:r>
+        <w:rPr>
+          <w:rFonts w:hint="eastAsia" w:asciiTheme="minorHAnsi" w:hAnsiTheme="minorHAnsi" w:eastAsiaTheme="minorEastAsia" w:cstheme="minorBidi"/>
+          <w:kern w:val="2"/>
+          <w:sz w:val="21"/>
+          <w:szCs w:val="24"/>
+          <w:lang w:val="en-US" w:eastAsia="zh-CN" w:bidi="ar-SA"/>
+        </w:rPr>
+        <w:t>参数：AppointmentID、MerchantID</w:t>
+      </w:r>
+    </w:p>
+    <w:p>
+      <w:pPr>
+        <w:rPr>
+          <w:rFonts w:hint="eastAsia" w:asciiTheme="minorHAnsi" w:hAnsiTheme="minorHAnsi" w:eastAsiaTheme="minorEastAsia" w:cstheme="minorBidi"/>
+          <w:kern w:val="2"/>
+          <w:sz w:val="21"/>
+          <w:szCs w:val="24"/>
+          <w:lang w:val="en-US" w:eastAsia="zh-CN" w:bidi="ar-SA"/>
+        </w:rPr>
+      </w:pPr>
+      <w:r>
+        <w:rPr>
+          <w:rFonts w:hint="eastAsia" w:asciiTheme="minorHAnsi" w:hAnsiTheme="minorHAnsi" w:eastAsiaTheme="minorEastAsia" w:cstheme="minorBidi"/>
+          <w:kern w:val="2"/>
+          <w:sz w:val="21"/>
+          <w:szCs w:val="24"/>
+          <w:lang w:val="en-US" w:eastAsia="zh-CN" w:bidi="ar-SA"/>
+        </w:rPr>
+        <w:t>状态变化：已确认(2) → 已完成(4)</w:t>
+      </w:r>
+    </w:p>
+    <w:p>
+      <w:pPr>
+        <w:rPr>
+          <w:rFonts w:hint="eastAsia" w:asciiTheme="minorHAnsi" w:hAnsiTheme="minorHAnsi" w:eastAsiaTheme="minorEastAsia" w:cstheme="minorBidi"/>
+          <w:kern w:val="2"/>
+          <w:sz w:val="21"/>
+          <w:szCs w:val="24"/>
+          <w:lang w:val="en-US" w:eastAsia="zh-CN" w:bidi="ar-SA"/>
         </w:rPr>
       </w:pPr>
     </w:p>
@@ -628,512 +1480,967 @@
           <w:rFonts w:hint="eastAsia"/>
           <w:lang w:val="en-US" w:eastAsia="zh-CN"/>
         </w:rPr>
+        <w:t>五</w:t>
+      </w:r>
+      <w:r>
+        <w:rPr>
+          <w:rFonts w:hint="eastAsia"/>
+        </w:rPr>
+        <w:t>、评价模块</w:t>
+      </w:r>
+    </w:p>
+    <w:p>
+      <w:pPr>
+        <w:rPr>
+          <w:rFonts w:hint="eastAsia"/>
+        </w:rPr>
+      </w:pPr>
+      <w:r>
+        <w:rPr>
+          <w:rFonts w:hint="eastAsia"/>
+          <w:lang w:val="en-US" w:eastAsia="zh-CN"/>
+        </w:rPr>
+        <w:t>1.</w:t>
+      </w:r>
+      <w:r>
+        <w:rPr>
+          <w:rFonts w:hint="eastAsia"/>
+        </w:rPr>
+        <w:t>提交评价</w:t>
+      </w:r>
+    </w:p>
+    <w:p>
+      <w:pPr>
+        <w:rPr>
+          <w:rFonts w:hint="eastAsia"/>
+        </w:rPr>
+      </w:pPr>
+      <w:r>
+        <w:rPr>
+          <w:rFonts w:hint="eastAsia"/>
+        </w:rPr>
+        <w:t>POST</w:t>
+      </w:r>
+      <w:r>
+        <w:rPr>
+          <w:rFonts w:hint="eastAsia"/>
+          <w:lang w:val="en-US" w:eastAsia="zh-CN"/>
+        </w:rPr>
+        <w:t>:</w:t>
+      </w:r>
+      <w:r>
+        <w:rPr>
+          <w:rFonts w:hint="eastAsia"/>
+        </w:rPr>
+        <w:t>/api/reviews</w:t>
+      </w:r>
+    </w:p>
+    <w:p>
+      <w:pPr>
+        <w:rPr>
+          <w:rFonts w:hint="eastAsia"/>
+        </w:rPr>
+      </w:pPr>
+      <w:r>
+        <w:rPr>
+          <w:rFonts w:hint="eastAsia"/>
+        </w:rPr>
+        <w:t>参数：</w:t>
+      </w:r>
+      <w:r>
+        <w:rPr>
+          <w:rFonts w:hint="eastAsia"/>
+          <w:lang w:val="en-US" w:eastAsia="zh-CN"/>
+        </w:rPr>
+        <w:t>A</w:t>
+      </w:r>
+      <w:r>
+        <w:rPr>
+          <w:rFonts w:hint="eastAsia"/>
+        </w:rPr>
+        <w:t>ppointmentID、Rating（1-5）、CommentContent</w:t>
+      </w:r>
+    </w:p>
+    <w:p>
+      <w:pPr>
+        <w:widowControl w:val="0"/>
+        <w:jc w:val="both"/>
+        <w:rPr>
+          <w:rFonts w:hint="eastAsia" w:asciiTheme="minorHAnsi" w:hAnsiTheme="minorHAnsi" w:eastAsiaTheme="minorEastAsia" w:cstheme="minorBidi"/>
+          <w:kern w:val="2"/>
+          <w:sz w:val="21"/>
+          <w:szCs w:val="24"/>
+          <w:lang w:val="en-US" w:eastAsia="zh-CN" w:bidi="ar-SA"/>
+        </w:rPr>
+      </w:pPr>
+      <w:r>
+        <w:rPr>
+          <w:rFonts w:hint="eastAsia" w:asciiTheme="minorHAnsi" w:hAnsiTheme="minorHAnsi" w:eastAsiaTheme="minorEastAsia" w:cstheme="minorBidi"/>
+          <w:kern w:val="2"/>
+          <w:sz w:val="21"/>
+          <w:szCs w:val="24"/>
+          <w:lang w:val="en-US" w:eastAsia="zh-CN" w:bidi="ar-SA"/>
+        </w:rPr>
+        <w:t>前置条件：预约状态必须为已完成(4)</w:t>
+      </w:r>
+    </w:p>
+    <w:p>
+      <w:pPr>
+        <w:rPr>
+          <w:rFonts w:hint="eastAsia"/>
+        </w:rPr>
+      </w:pPr>
+    </w:p>
+    <w:p>
+      <w:pPr>
+        <w:rPr>
+          <w:rFonts w:hint="eastAsia"/>
+        </w:rPr>
+      </w:pPr>
+      <w:r>
+        <w:rPr>
+          <w:rFonts w:hint="eastAsia"/>
+        </w:rPr>
+        <w:t>六、通知模块</w:t>
+      </w:r>
+    </w:p>
+    <w:p>
+      <w:pPr>
+        <w:rPr>
+          <w:rFonts w:hint="eastAsia"/>
+        </w:rPr>
+      </w:pPr>
+      <w:r>
+        <w:rPr>
+          <w:rFonts w:hint="eastAsia"/>
+        </w:rPr>
+        <w:t>1. 获取用户通知</w:t>
+      </w:r>
+    </w:p>
+    <w:p>
+      <w:pPr>
+        <w:rPr>
+          <w:rFonts w:hint="eastAsia"/>
+        </w:rPr>
+      </w:pPr>
+      <w:r>
+        <w:rPr>
+          <w:rFonts w:hint="eastAsia"/>
+        </w:rPr>
+        <w:t>GET</w:t>
+      </w:r>
+      <w:r>
+        <w:rPr>
+          <w:rFonts w:hint="eastAsia"/>
+          <w:lang w:val="en-US" w:eastAsia="zh-CN"/>
+        </w:rPr>
+        <w:t>:</w:t>
+      </w:r>
+      <w:r>
+        <w:rPr>
+          <w:rFonts w:hint="eastAsia"/>
+        </w:rPr>
+        <w:t xml:space="preserve"> /api/user/notifications?UserID={UserID}</w:t>
+      </w:r>
+    </w:p>
+    <w:p>
+      <w:pPr>
+        <w:rPr>
+          <w:rFonts w:hint="eastAsia"/>
+        </w:rPr>
+      </w:pPr>
+    </w:p>
+    <w:p>
+      <w:pPr>
+        <w:widowControl w:val="0"/>
+        <w:jc w:val="both"/>
+        <w:rPr>
+          <w:rFonts w:hint="eastAsia" w:asciiTheme="minorHAnsi" w:hAnsiTheme="minorHAnsi" w:eastAsiaTheme="minorEastAsia" w:cstheme="minorBidi"/>
+          <w:kern w:val="2"/>
+          <w:sz w:val="21"/>
+          <w:szCs w:val="24"/>
+          <w:lang w:val="en-US" w:eastAsia="zh-CN" w:bidi="ar-SA"/>
+        </w:rPr>
+      </w:pPr>
+      <w:r>
+        <w:rPr>
+          <w:rFonts w:hint="eastAsia" w:asciiTheme="minorHAnsi" w:hAnsiTheme="minorHAnsi" w:eastAsiaTheme="minorEastAsia" w:cstheme="minorBidi"/>
+          <w:kern w:val="2"/>
+          <w:sz w:val="21"/>
+          <w:szCs w:val="24"/>
+          <w:lang w:val="en-US" w:eastAsia="zh-CN" w:bidi="ar-SA"/>
+        </w:rPr>
+        <w:t>七、字段说明</w:t>
+      </w:r>
+    </w:p>
+    <w:p>
+      <w:pPr>
+        <w:widowControl w:val="0"/>
+        <w:ind w:leftChars="0"/>
+        <w:jc w:val="both"/>
+        <w:rPr>
+          <w:rFonts w:hint="eastAsia" w:asciiTheme="minorHAnsi" w:hAnsiTheme="minorHAnsi" w:eastAsiaTheme="minorEastAsia" w:cstheme="minorBidi"/>
+          <w:kern w:val="2"/>
+          <w:sz w:val="21"/>
+          <w:szCs w:val="24"/>
+          <w:lang w:val="en-US" w:eastAsia="zh-CN" w:bidi="ar-SA"/>
+        </w:rPr>
+      </w:pPr>
+      <w:r>
+        <w:rPr>
+          <w:rFonts w:hint="eastAsia" w:asciiTheme="minorHAnsi" w:hAnsiTheme="minorHAnsi" w:eastAsiaTheme="minorEastAsia" w:cstheme="minorBidi"/>
+          <w:kern w:val="2"/>
+          <w:sz w:val="21"/>
+          <w:szCs w:val="24"/>
+          <w:lang w:val="en-US" w:eastAsia="zh-CN" w:bidi="ar-SA"/>
+        </w:rPr>
+        <w:t>UserID / MerchantID：登录接口返回，用于识别用户身份</w:t>
+      </w:r>
+    </w:p>
+    <w:p>
+      <w:pPr>
+        <w:widowControl w:val="0"/>
+        <w:ind w:leftChars="0"/>
+        <w:jc w:val="both"/>
+        <w:rPr>
+          <w:rFonts w:hint="eastAsia" w:asciiTheme="minorHAnsi" w:hAnsiTheme="minorHAnsi" w:eastAsiaTheme="minorEastAsia" w:cstheme="minorBidi"/>
+          <w:kern w:val="2"/>
+          <w:sz w:val="21"/>
+          <w:szCs w:val="24"/>
+          <w:lang w:val="en-US" w:eastAsia="zh-CN" w:bidi="ar-SA"/>
+        </w:rPr>
+      </w:pPr>
+      <w:r>
+        <w:rPr>
+          <w:rFonts w:hint="eastAsia" w:asciiTheme="minorHAnsi" w:hAnsiTheme="minorHAnsi" w:eastAsiaTheme="minorEastAsia" w:cstheme="minorBidi"/>
+          <w:kern w:val="2"/>
+          <w:sz w:val="21"/>
+          <w:szCs w:val="24"/>
+          <w:lang w:val="en-US" w:eastAsia="zh-CN" w:bidi="ar-SA"/>
+        </w:rPr>
+        <w:t>ServiceID：服务ID</w:t>
+      </w:r>
+    </w:p>
+    <w:p>
+      <w:pPr>
+        <w:widowControl w:val="0"/>
+        <w:ind w:leftChars="0"/>
+        <w:jc w:val="both"/>
+        <w:rPr>
+          <w:rFonts w:hint="eastAsia" w:asciiTheme="minorHAnsi" w:hAnsiTheme="minorHAnsi" w:eastAsiaTheme="minorEastAsia" w:cstheme="minorBidi"/>
+          <w:kern w:val="2"/>
+          <w:sz w:val="21"/>
+          <w:szCs w:val="24"/>
+          <w:lang w:val="en-US" w:eastAsia="zh-CN" w:bidi="ar-SA"/>
+        </w:rPr>
+      </w:pPr>
+      <w:r>
+        <w:rPr>
+          <w:rFonts w:hint="eastAsia" w:asciiTheme="minorHAnsi" w:hAnsiTheme="minorHAnsi" w:eastAsiaTheme="minorEastAsia" w:cstheme="minorBidi"/>
+          <w:kern w:val="2"/>
+          <w:sz w:val="21"/>
+          <w:szCs w:val="24"/>
+          <w:lang w:val="en-US" w:eastAsia="zh-CN" w:bidi="ar-SA"/>
+        </w:rPr>
+        <w:t>AppointmentID：创建预约后返回，用于取消/核销/评价</w:t>
+      </w:r>
+    </w:p>
+    <w:p>
+      <w:pPr>
+        <w:widowControl w:val="0"/>
+        <w:ind w:leftChars="0"/>
+        <w:jc w:val="both"/>
+        <w:rPr>
+          <w:rFonts w:hint="eastAsia" w:asciiTheme="minorHAnsi" w:hAnsiTheme="minorHAnsi" w:eastAsiaTheme="minorEastAsia" w:cstheme="minorBidi"/>
+          <w:kern w:val="2"/>
+          <w:sz w:val="21"/>
+          <w:szCs w:val="24"/>
+          <w:lang w:val="en-US" w:eastAsia="zh-CN" w:bidi="ar-SA"/>
+        </w:rPr>
+      </w:pPr>
+      <w:r>
+        <w:rPr>
+          <w:rFonts w:hint="eastAsia" w:asciiTheme="minorHAnsi" w:hAnsiTheme="minorHAnsi" w:eastAsiaTheme="minorEastAsia" w:cstheme="minorBidi"/>
+          <w:kern w:val="2"/>
+          <w:sz w:val="21"/>
+          <w:szCs w:val="24"/>
+          <w:lang w:val="en-US" w:eastAsia="zh-CN" w:bidi="ar-SA"/>
+        </w:rPr>
+        <w:t>AppointmentTime：格式 YYYY-MM-DD HH:MM</w:t>
+      </w:r>
+    </w:p>
+    <w:p>
+      <w:pPr>
+        <w:widowControl w:val="0"/>
+        <w:ind w:leftChars="0"/>
+        <w:jc w:val="both"/>
+        <w:rPr>
+          <w:rFonts w:hint="eastAsia" w:asciiTheme="minorHAnsi" w:hAnsiTheme="minorHAnsi" w:eastAsiaTheme="minorEastAsia" w:cstheme="minorBidi"/>
+          <w:kern w:val="2"/>
+          <w:sz w:val="21"/>
+          <w:szCs w:val="24"/>
+          <w:lang w:val="en-US" w:eastAsia="zh-CN" w:bidi="ar-SA"/>
+        </w:rPr>
+      </w:pPr>
+      <w:r>
+        <w:rPr>
+          <w:rFonts w:hint="eastAsia" w:asciiTheme="minorHAnsi" w:hAnsiTheme="minorHAnsi" w:eastAsiaTheme="minorEastAsia" w:cstheme="minorBidi"/>
+          <w:kern w:val="2"/>
+          <w:sz w:val="21"/>
+          <w:szCs w:val="24"/>
+          <w:lang w:val="en-US" w:eastAsia="zh-CN" w:bidi="ar-SA"/>
+        </w:rPr>
+        <w:t>Status：1=待确认，2=已确认，3=已取消，4=已完成</w:t>
+      </w:r>
+    </w:p>
+    <w:p>
+      <w:pPr>
+        <w:widowControl w:val="0"/>
+        <w:ind w:leftChars="0"/>
+        <w:jc w:val="both"/>
+        <w:rPr>
+          <w:rFonts w:hint="eastAsia" w:asciiTheme="minorHAnsi" w:hAnsiTheme="minorHAnsi" w:eastAsiaTheme="minorEastAsia" w:cstheme="minorBidi"/>
+          <w:kern w:val="2"/>
+          <w:sz w:val="21"/>
+          <w:szCs w:val="24"/>
+          <w:lang w:val="en-US" w:eastAsia="zh-CN" w:bidi="ar-SA"/>
+        </w:rPr>
+      </w:pPr>
+      <w:r>
+        <w:rPr>
+          <w:rFonts w:hint="eastAsia" w:asciiTheme="minorHAnsi" w:hAnsiTheme="minorHAnsi" w:eastAsiaTheme="minorEastAsia" w:cstheme="minorBidi"/>
+          <w:kern w:val="2"/>
+          <w:sz w:val="21"/>
+          <w:szCs w:val="24"/>
+          <w:lang w:val="en-US" w:eastAsia="zh-CN" w:bidi="ar-SA"/>
+        </w:rPr>
+        <w:t>StatusText：中文状态描述</w:t>
+      </w:r>
+    </w:p>
+    <w:p>
+      <w:pPr>
+        <w:widowControl w:val="0"/>
+        <w:ind w:leftChars="0"/>
+        <w:jc w:val="both"/>
+        <w:rPr>
+          <w:rFonts w:hint="eastAsia" w:asciiTheme="minorHAnsi" w:hAnsiTheme="minorHAnsi" w:eastAsiaTheme="minorEastAsia" w:cstheme="minorBidi"/>
+          <w:kern w:val="2"/>
+          <w:sz w:val="21"/>
+          <w:szCs w:val="24"/>
+          <w:lang w:val="en-US" w:eastAsia="zh-CN" w:bidi="ar-SA"/>
+        </w:rPr>
+      </w:pPr>
+      <w:r>
+        <w:rPr>
+          <w:rFonts w:hint="eastAsia" w:asciiTheme="minorHAnsi" w:hAnsiTheme="minorHAnsi" w:eastAsiaTheme="minorEastAsia" w:cstheme="minorBidi"/>
+          <w:kern w:val="2"/>
+          <w:sz w:val="21"/>
+          <w:szCs w:val="24"/>
+          <w:lang w:val="en-US" w:eastAsia="zh-CN" w:bidi="ar-SA"/>
+        </w:rPr>
+        <w:t>Rating：评分，范围 1-5</w:t>
+      </w:r>
+    </w:p>
+    <w:p>
+      <w:pPr>
+        <w:widowControl w:val="0"/>
+        <w:ind w:leftChars="0"/>
+        <w:jc w:val="both"/>
+        <w:rPr>
+          <w:rFonts w:hint="eastAsia" w:asciiTheme="minorHAnsi" w:hAnsiTheme="minorHAnsi" w:eastAsiaTheme="minorEastAsia" w:cstheme="minorBidi"/>
+          <w:kern w:val="2"/>
+          <w:sz w:val="21"/>
+          <w:szCs w:val="24"/>
+          <w:lang w:val="en-US" w:eastAsia="zh-CN" w:bidi="ar-SA"/>
+        </w:rPr>
+      </w:pPr>
+      <w:r>
+        <w:rPr>
+          <w:rFonts w:hint="eastAsia" w:asciiTheme="minorHAnsi" w:hAnsiTheme="minorHAnsi" w:eastAsiaTheme="minorEastAsia" w:cstheme="minorBidi"/>
+          <w:kern w:val="2"/>
+          <w:sz w:val="21"/>
+          <w:szCs w:val="24"/>
+          <w:lang w:val="en-US" w:eastAsia="zh-CN" w:bidi="ar-SA"/>
+        </w:rPr>
+        <w:t>HasReview：是否已评价</w:t>
+      </w:r>
+    </w:p>
+    <w:p>
+      <w:pPr>
+        <w:widowControl w:val="0"/>
+        <w:ind w:leftChars="0"/>
+        <w:jc w:val="both"/>
+        <w:rPr>
+          <w:rFonts w:hint="eastAsia" w:asciiTheme="minorHAnsi" w:hAnsiTheme="minorHAnsi" w:eastAsiaTheme="minorEastAsia" w:cstheme="minorBidi"/>
+          <w:kern w:val="2"/>
+          <w:sz w:val="21"/>
+          <w:szCs w:val="24"/>
+          <w:lang w:val="en-US" w:eastAsia="zh-CN" w:bidi="ar-SA"/>
+        </w:rPr>
+      </w:pPr>
+    </w:p>
+    <w:p>
+      <w:pPr>
+        <w:rPr>
+          <w:rFonts w:hint="eastAsia"/>
+        </w:rPr>
+      </w:pPr>
+      <w:r>
+        <w:rPr>
+          <w:rFonts w:hint="eastAsia"/>
+        </w:rPr>
+        <w:t>八、状态流转</w:t>
+      </w:r>
+    </w:p>
+    <w:p>
+      <w:pPr>
+        <w:rPr>
+          <w:rFonts w:hint="eastAsia"/>
+        </w:rPr>
+      </w:pPr>
+      <w:r>
+        <w:rPr>
+          <w:rFonts w:hint="eastAsia"/>
+        </w:rPr>
+        <w:t>创建预约 → 待确认(1) → 商家确认 → 已确认(2) → 核销 → 已完成(4)</w:t>
+      </w:r>
+    </w:p>
+    <w:p>
+      <w:pPr>
+        <w:rPr>
+          <w:rFonts w:hint="eastAsia"/>
+        </w:rPr>
+      </w:pPr>
+      <w:r>
+        <w:rPr>
+          <w:rFonts w:hint="eastAsia"/>
+        </w:rPr>
+        <w:t>↓</w:t>
+      </w:r>
+    </w:p>
+    <w:p>
+      <w:pPr>
+        <w:rPr>
+          <w:rFonts w:hint="eastAsia"/>
+        </w:rPr>
+      </w:pPr>
+      <w:r>
+        <w:rPr>
+          <w:rFonts w:hint="eastAsia"/>
+        </w:rPr>
+        <w:t>取消预约 → 已取消(3)</w:t>
+      </w:r>
+    </w:p>
+    <w:p>
+      <w:pPr>
+        <w:rPr>
+          <w:rFonts w:hint="eastAsia"/>
+        </w:rPr>
+      </w:pPr>
+    </w:p>
+    <w:p>
+      <w:pPr>
+        <w:widowControl w:val="0"/>
+        <w:jc w:val="both"/>
+        <w:rPr>
+          <w:rFonts w:hint="eastAsia" w:asciiTheme="minorHAnsi" w:hAnsiTheme="minorHAnsi" w:eastAsiaTheme="minorEastAsia" w:cstheme="minorBidi"/>
+          <w:kern w:val="2"/>
+          <w:sz w:val="21"/>
+          <w:szCs w:val="24"/>
+          <w:lang w:val="en-US" w:eastAsia="zh-CN" w:bidi="ar-SA"/>
+        </w:rPr>
+      </w:pPr>
+      <w:r>
+        <w:rPr>
+          <w:rFonts w:hint="eastAsia" w:asciiTheme="minorHAnsi" w:hAnsiTheme="minorHAnsi" w:eastAsiaTheme="minorEastAsia" w:cstheme="minorBidi"/>
+          <w:kern w:val="2"/>
+          <w:sz w:val="21"/>
+          <w:szCs w:val="24"/>
+          <w:lang w:val="en-US" w:eastAsia="zh-CN" w:bidi="ar-SA"/>
+        </w:rPr>
+        <w:t>九、接口汇总</w:t>
+      </w:r>
+    </w:p>
+    <w:p>
+      <w:pPr>
+        <w:ind w:leftChars="0"/>
+        <w:rPr>
+          <w:rFonts w:hint="eastAsia" w:asciiTheme="minorHAnsi" w:hAnsiTheme="minorHAnsi" w:eastAsiaTheme="minorEastAsia" w:cstheme="minorBidi"/>
+          <w:kern w:val="2"/>
+          <w:sz w:val="21"/>
+          <w:szCs w:val="24"/>
+          <w:lang w:val="en-US" w:eastAsia="zh-CN" w:bidi="ar-SA"/>
+        </w:rPr>
+      </w:pPr>
+      <w:r>
+        <w:rPr>
+          <w:rFonts w:hint="eastAsia" w:cstheme="minorBidi"/>
+          <w:kern w:val="2"/>
+          <w:sz w:val="21"/>
+          <w:szCs w:val="24"/>
+          <w:lang w:val="en-US" w:eastAsia="zh-CN" w:bidi="ar-SA"/>
+        </w:rPr>
+        <w:t>1.</w:t>
+      </w:r>
+      <w:r>
+        <w:rPr>
+          <w:rFonts w:hint="eastAsia" w:asciiTheme="minorHAnsi" w:hAnsiTheme="minorHAnsi" w:eastAsiaTheme="minorEastAsia" w:cstheme="minorBidi"/>
+          <w:kern w:val="2"/>
+          <w:sz w:val="21"/>
+          <w:szCs w:val="24"/>
+          <w:lang w:val="en-US" w:eastAsia="zh-CN" w:bidi="ar-SA"/>
+        </w:rPr>
+        <w:t>用户注册：POST /api/auth/register</w:t>
+      </w:r>
+    </w:p>
+    <w:p>
+      <w:pPr>
+        <w:ind w:leftChars="0"/>
+        <w:rPr>
+          <w:rFonts w:hint="eastAsia" w:asciiTheme="minorHAnsi" w:hAnsiTheme="minorHAnsi" w:eastAsiaTheme="minorEastAsia" w:cstheme="minorBidi"/>
+          <w:kern w:val="2"/>
+          <w:sz w:val="21"/>
+          <w:szCs w:val="24"/>
+          <w:lang w:val="en-US" w:eastAsia="zh-CN" w:bidi="ar-SA"/>
+        </w:rPr>
+      </w:pPr>
+      <w:r>
+        <w:rPr>
+          <w:rFonts w:hint="eastAsia" w:cstheme="minorBidi"/>
+          <w:kern w:val="2"/>
+          <w:sz w:val="21"/>
+          <w:szCs w:val="24"/>
+          <w:lang w:val="en-US" w:eastAsia="zh-CN" w:bidi="ar-SA"/>
+        </w:rPr>
+        <w:t>2.</w:t>
+      </w:r>
+      <w:r>
+        <w:rPr>
+          <w:rFonts w:hint="eastAsia" w:asciiTheme="minorHAnsi" w:hAnsiTheme="minorHAnsi" w:eastAsiaTheme="minorEastAsia" w:cstheme="minorBidi"/>
+          <w:kern w:val="2"/>
+          <w:sz w:val="21"/>
+          <w:szCs w:val="24"/>
+          <w:lang w:val="en-US" w:eastAsia="zh-CN" w:bidi="ar-SA"/>
+        </w:rPr>
+        <w:t>用户登录：POST /api/auth/login</w:t>
+      </w:r>
+    </w:p>
+    <w:p>
+      <w:pPr>
+        <w:ind w:leftChars="0"/>
+        <w:rPr>
+          <w:rFonts w:hint="eastAsia" w:asciiTheme="minorHAnsi" w:hAnsiTheme="minorHAnsi" w:eastAsiaTheme="minorEastAsia" w:cstheme="minorBidi"/>
+          <w:kern w:val="2"/>
+          <w:sz w:val="21"/>
+          <w:szCs w:val="24"/>
+          <w:lang w:val="en-US" w:eastAsia="zh-CN" w:bidi="ar-SA"/>
+        </w:rPr>
+      </w:pPr>
+      <w:r>
+        <w:rPr>
+          <w:rFonts w:hint="eastAsia" w:cstheme="minorBidi"/>
+          <w:kern w:val="2"/>
+          <w:sz w:val="21"/>
+          <w:szCs w:val="24"/>
+          <w:lang w:val="en-US" w:eastAsia="zh-CN" w:bidi="ar-SA"/>
+        </w:rPr>
         <w:t>3.</w:t>
       </w:r>
       <w:r>
         <w:rPr>
-          <w:rFonts w:hint="eastAsia"/>
-        </w:rPr>
-        <w:t>取消预约</w:t>
-      </w:r>
-    </w:p>
-    <w:p>
-      <w:pPr>
-        <w:rPr>
-          <w:rFonts w:hint="eastAsia"/>
-        </w:rPr>
-      </w:pPr>
-      <w:r>
-        <w:rPr>
-          <w:rFonts w:hint="eastAsia"/>
-        </w:rPr>
-        <w:t>POST</w:t>
-      </w:r>
-      <w:r>
-        <w:rPr>
-          <w:rFonts w:hint="eastAsia"/>
-          <w:lang w:val="en-US" w:eastAsia="zh-CN"/>
-        </w:rPr>
-        <w:t>:</w:t>
-      </w:r>
-      <w:r>
-        <w:rPr>
-          <w:rFonts w:hint="eastAsia"/>
-        </w:rPr>
-        <w:t>/api/appointments/cancel</w:t>
-      </w:r>
-    </w:p>
-    <w:p>
-      <w:pPr>
-        <w:rPr>
-          <w:rFonts w:hint="eastAsia" w:eastAsiaTheme="minorEastAsia"/>
-          <w:lang w:val="en-US" w:eastAsia="zh-CN"/>
-        </w:rPr>
-      </w:pPr>
-      <w:r>
-        <w:rPr>
-          <w:rFonts w:hint="eastAsia"/>
-        </w:rPr>
-        <w:t>参数：AppointmentID、UserID</w:t>
-      </w:r>
-    </w:p>
-    <w:p>
-      <w:pPr>
-        <w:rPr>
-          <w:rFonts w:hint="eastAsia"/>
-        </w:rPr>
-      </w:pPr>
-      <w:r>
-        <w:rPr>
-          <w:rFonts w:hint="eastAsia"/>
-          <w:lang w:val="en-US" w:eastAsia="zh-CN"/>
+          <w:rFonts w:hint="eastAsia" w:asciiTheme="minorHAnsi" w:hAnsiTheme="minorHAnsi" w:eastAsiaTheme="minorEastAsia" w:cstheme="minorBidi"/>
+          <w:kern w:val="2"/>
+          <w:sz w:val="21"/>
+          <w:szCs w:val="24"/>
+          <w:lang w:val="en-US" w:eastAsia="zh-CN" w:bidi="ar-SA"/>
+        </w:rPr>
+        <w:t>服务列表：GET /api/services</w:t>
+      </w:r>
+    </w:p>
+    <w:p>
+      <w:pPr>
+        <w:ind w:leftChars="0"/>
+        <w:rPr>
+          <w:rFonts w:hint="eastAsia" w:asciiTheme="minorHAnsi" w:hAnsiTheme="minorHAnsi" w:eastAsiaTheme="minorEastAsia" w:cstheme="minorBidi"/>
+          <w:kern w:val="2"/>
+          <w:sz w:val="21"/>
+          <w:szCs w:val="24"/>
+          <w:lang w:val="en-US" w:eastAsia="zh-CN" w:bidi="ar-SA"/>
+        </w:rPr>
+      </w:pPr>
+      <w:r>
+        <w:rPr>
+          <w:rFonts w:hint="eastAsia" w:cstheme="minorBidi"/>
+          <w:kern w:val="2"/>
+          <w:sz w:val="21"/>
+          <w:szCs w:val="24"/>
+          <w:lang w:val="en-US" w:eastAsia="zh-CN" w:bidi="ar-SA"/>
         </w:rPr>
         <w:t>4.</w:t>
       </w:r>
       <w:r>
         <w:rPr>
-          <w:rFonts w:hint="eastAsia"/>
-        </w:rPr>
-        <w:t>核销</w:t>
-      </w:r>
-    </w:p>
-    <w:p>
-      <w:pPr>
-        <w:rPr>
-          <w:rFonts w:hint="eastAsia"/>
-        </w:rPr>
-      </w:pPr>
-      <w:r>
-        <w:rPr>
-          <w:rFonts w:hint="eastAsia"/>
-        </w:rPr>
-        <w:t>POST</w:t>
-      </w:r>
-      <w:r>
-        <w:rPr>
-          <w:rFonts w:hint="eastAsia"/>
-          <w:lang w:val="en-US" w:eastAsia="zh-CN"/>
-        </w:rPr>
-        <w:t>:</w:t>
-      </w:r>
-      <w:r>
-        <w:rPr>
-          <w:rFonts w:hint="eastAsia"/>
-        </w:rPr>
-        <w:t>/api/appointments/complete</w:t>
-      </w:r>
-    </w:p>
-    <w:p>
-      <w:pPr>
-        <w:rPr>
-          <w:rFonts w:hint="eastAsia"/>
-        </w:rPr>
-      </w:pPr>
-      <w:r>
-        <w:rPr>
-          <w:rFonts w:hint="eastAsia"/>
-        </w:rPr>
-        <w:t>参数：AppointmentID、UserID</w:t>
-      </w:r>
-    </w:p>
-    <w:p>
-      <w:pPr>
-        <w:rPr>
-          <w:rFonts w:hint="eastAsia"/>
-        </w:rPr>
-      </w:pPr>
-    </w:p>
-    <w:p>
-      <w:pPr>
-        <w:rPr>
-          <w:rFonts w:hint="eastAsia"/>
-        </w:rPr>
-      </w:pPr>
-      <w:r>
-        <w:rPr>
-          <w:rFonts w:hint="eastAsia"/>
-        </w:rPr>
-        <w:t>四、评价模块</w:t>
-      </w:r>
-    </w:p>
-    <w:p>
-      <w:pPr>
-        <w:rPr>
-          <w:rFonts w:hint="eastAsia"/>
-        </w:rPr>
-      </w:pPr>
-      <w:r>
-        <w:rPr>
-          <w:rFonts w:hint="eastAsia"/>
-          <w:lang w:val="en-US" w:eastAsia="zh-CN"/>
-        </w:rPr>
-        <w:t>1.</w:t>
-      </w:r>
-      <w:r>
-        <w:rPr>
-          <w:rFonts w:hint="eastAsia"/>
-        </w:rPr>
-        <w:t>提交评价</w:t>
-      </w:r>
-    </w:p>
-    <w:p>
-      <w:pPr>
-        <w:rPr>
-          <w:rFonts w:hint="eastAsia"/>
-        </w:rPr>
-      </w:pPr>
-      <w:r>
-        <w:rPr>
-          <w:rFonts w:hint="eastAsia"/>
-        </w:rPr>
-        <w:t>POST</w:t>
-      </w:r>
-      <w:r>
-        <w:rPr>
-          <w:rFonts w:hint="eastAsia"/>
-          <w:lang w:val="en-US" w:eastAsia="zh-CN"/>
-        </w:rPr>
-        <w:t>:</w:t>
-      </w:r>
-      <w:r>
-        <w:rPr>
-          <w:rFonts w:hint="eastAsia"/>
-        </w:rPr>
-        <w:t>/api/reviews</w:t>
-      </w:r>
-    </w:p>
-    <w:p>
-      <w:pPr>
-        <w:rPr>
-          <w:rFonts w:hint="eastAsia"/>
-        </w:rPr>
-      </w:pPr>
-      <w:r>
-        <w:rPr>
-          <w:rFonts w:hint="eastAsia"/>
-        </w:rPr>
-        <w:t>参数：</w:t>
-      </w:r>
-      <w:r>
-        <w:rPr>
-          <w:rFonts w:hint="eastAsia"/>
-          <w:lang w:val="en-US" w:eastAsia="zh-CN"/>
-        </w:rPr>
-        <w:t>A</w:t>
-      </w:r>
-      <w:r>
-        <w:rPr>
-          <w:rFonts w:hint="eastAsia"/>
-        </w:rPr>
-        <w:t>ppointmentID、Rating（1-5）、CommentContent</w:t>
-      </w:r>
-    </w:p>
-    <w:p>
-      <w:pPr>
-        <w:rPr>
-          <w:rFonts w:hint="eastAsia"/>
-        </w:rPr>
-      </w:pPr>
-    </w:p>
-    <w:p>
-      <w:pPr>
-        <w:rPr>
-          <w:rFonts w:hint="eastAsia"/>
-        </w:rPr>
-      </w:pPr>
-    </w:p>
-    <w:p>
-      <w:pPr>
-        <w:rPr>
-          <w:rFonts w:hint="eastAsia"/>
-        </w:rPr>
-      </w:pPr>
-      <w:r>
-        <w:rPr>
-          <w:rFonts w:hint="eastAsia"/>
-        </w:rPr>
-        <w:t>五、字段说明</w:t>
-      </w:r>
-    </w:p>
-    <w:p>
-      <w:pPr>
-        <w:rPr>
-          <w:rFonts w:hint="eastAsia"/>
-        </w:rPr>
-      </w:pPr>
-      <w:r>
-        <w:rPr>
-          <w:rFonts w:hint="eastAsia"/>
-          <w:lang w:val="en-US" w:eastAsia="zh-CN"/>
-        </w:rPr>
-        <w:t>1.</w:t>
-      </w:r>
-      <w:r>
-        <w:rPr>
-          <w:rFonts w:hint="eastAsia"/>
-        </w:rPr>
-        <w:t>UserID / MerchantID：登录接口返回，用于识别用户身份</w:t>
-      </w:r>
-    </w:p>
-    <w:p>
-      <w:pPr>
-        <w:rPr>
-          <w:rFonts w:hint="eastAsia"/>
-        </w:rPr>
-      </w:pPr>
-      <w:r>
-        <w:rPr>
-          <w:rFonts w:hint="eastAsia"/>
-          <w:lang w:val="en-US" w:eastAsia="zh-CN"/>
-        </w:rPr>
-        <w:t>2.</w:t>
-      </w:r>
-      <w:r>
-        <w:rPr>
-          <w:rFonts w:hint="eastAsia"/>
-        </w:rPr>
-        <w:t>AppointmentID：创建预约后返回，用于取消/核销/评价</w:t>
-      </w:r>
-    </w:p>
-    <w:p>
-      <w:pPr>
-        <w:rPr>
-          <w:rFonts w:hint="eastAsia"/>
-        </w:rPr>
-      </w:pPr>
-      <w:r>
-        <w:rPr>
-          <w:rFonts w:hint="eastAsia"/>
-          <w:lang w:val="en-US" w:eastAsia="zh-CN"/>
-        </w:rPr>
-        <w:t>3.</w:t>
-      </w:r>
-      <w:r>
-        <w:rPr>
-          <w:rFonts w:hint="eastAsia"/>
-        </w:rPr>
-        <w:t>AppointmentTime：格式 YYYY-MM-DD HH:MM:SS</w:t>
-      </w:r>
-    </w:p>
-    <w:p>
-      <w:pPr>
-        <w:rPr>
-          <w:rFonts w:hint="eastAsia"/>
-        </w:rPr>
-      </w:pPr>
-      <w:r>
-        <w:rPr>
-          <w:rFonts w:hint="eastAsia"/>
-          <w:lang w:val="en-US" w:eastAsia="zh-CN"/>
-        </w:rPr>
-        <w:t>4.</w:t>
-      </w:r>
-      <w:r>
-        <w:rPr>
-          <w:rFonts w:hint="eastAsia"/>
-        </w:rPr>
-        <w:t>Status：</w:t>
-      </w:r>
-      <w:r>
-        <w:rPr>
-          <w:rFonts w:hint="eastAsia"/>
-          <w:lang w:eastAsia="zh-CN"/>
-        </w:rPr>
-        <w:t>（</w:t>
-      </w:r>
-      <w:r>
-        <w:rPr>
-          <w:rFonts w:hint="eastAsia"/>
-          <w:lang w:val="en-US" w:eastAsia="zh-CN"/>
-        </w:rPr>
-        <w:t>1</w:t>
-      </w:r>
-      <w:r>
-        <w:rPr>
-          <w:rFonts w:hint="eastAsia"/>
-          <w:lang w:eastAsia="zh-CN"/>
-        </w:rPr>
-        <w:t>）</w:t>
-      </w:r>
-      <w:r>
-        <w:rPr>
-          <w:rFonts w:hint="eastAsia"/>
-        </w:rPr>
-        <w:t>待确认，</w:t>
-      </w:r>
-      <w:r>
-        <w:rPr>
-          <w:rFonts w:hint="eastAsia"/>
-          <w:lang w:eastAsia="zh-CN"/>
-        </w:rPr>
-        <w:t>（</w:t>
-      </w:r>
-      <w:r>
-        <w:rPr>
-          <w:rFonts w:hint="eastAsia"/>
-          <w:lang w:val="en-US" w:eastAsia="zh-CN"/>
-        </w:rPr>
-        <w:t>2</w:t>
-      </w:r>
-      <w:r>
-        <w:rPr>
-          <w:rFonts w:hint="eastAsia"/>
-          <w:lang w:eastAsia="zh-CN"/>
-        </w:rPr>
-        <w:t>）</w:t>
-      </w:r>
-      <w:r>
-        <w:rPr>
-          <w:rFonts w:hint="eastAsia"/>
-        </w:rPr>
-        <w:t>已确认，</w:t>
-      </w:r>
-      <w:r>
-        <w:rPr>
-          <w:rFonts w:hint="eastAsia"/>
-          <w:lang w:eastAsia="zh-CN"/>
-        </w:rPr>
-        <w:t>（</w:t>
-      </w:r>
-      <w:r>
-        <w:rPr>
-          <w:rFonts w:hint="eastAsia"/>
-          <w:lang w:val="en-US" w:eastAsia="zh-CN"/>
-        </w:rPr>
-        <w:t>3</w:t>
-      </w:r>
-      <w:r>
-        <w:rPr>
-          <w:rFonts w:hint="eastAsia"/>
-          <w:lang w:eastAsia="zh-CN"/>
-        </w:rPr>
-        <w:t>）</w:t>
-      </w:r>
-      <w:r>
-        <w:rPr>
-          <w:rFonts w:hint="eastAsia"/>
-        </w:rPr>
-        <w:t>已完成，</w:t>
-      </w:r>
-      <w:r>
-        <w:rPr>
-          <w:rFonts w:hint="eastAsia"/>
-          <w:lang w:eastAsia="zh-CN"/>
-        </w:rPr>
-        <w:t>（</w:t>
-      </w:r>
-      <w:r>
-        <w:rPr>
-          <w:rFonts w:hint="eastAsia"/>
-          <w:lang w:val="en-US" w:eastAsia="zh-CN"/>
-        </w:rPr>
-        <w:t>4</w:t>
-      </w:r>
-      <w:r>
-        <w:rPr>
-          <w:rFonts w:hint="eastAsia"/>
-          <w:lang w:eastAsia="zh-CN"/>
-        </w:rPr>
-        <w:t>）</w:t>
-      </w:r>
-      <w:r>
-        <w:rPr>
-          <w:rFonts w:hint="eastAsia"/>
-        </w:rPr>
-        <w:t>已取消</w:t>
-      </w:r>
-    </w:p>
-    <w:p>
-      <w:pPr>
-        <w:rPr>
-          <w:rFonts w:hint="eastAsia"/>
-        </w:rPr>
-      </w:pPr>
-      <w:r>
-        <w:rPr>
-          <w:rFonts w:hint="eastAsia"/>
-          <w:lang w:val="en-US" w:eastAsia="zh-CN"/>
+          <w:rFonts w:hint="eastAsia" w:asciiTheme="minorHAnsi" w:hAnsiTheme="minorHAnsi" w:eastAsiaTheme="minorEastAsia" w:cstheme="minorBidi"/>
+          <w:kern w:val="2"/>
+          <w:sz w:val="21"/>
+          <w:szCs w:val="24"/>
+          <w:lang w:val="en-US" w:eastAsia="zh-CN" w:bidi="ar-SA"/>
+        </w:rPr>
+        <w:t>发布服务：POST /api/merchant/service</w:t>
+      </w:r>
+    </w:p>
+    <w:p>
+      <w:pPr>
+        <w:ind w:leftChars="0"/>
+        <w:rPr>
+          <w:rFonts w:hint="eastAsia" w:asciiTheme="minorHAnsi" w:hAnsiTheme="minorHAnsi" w:eastAsiaTheme="minorEastAsia" w:cstheme="minorBidi"/>
+          <w:kern w:val="2"/>
+          <w:sz w:val="21"/>
+          <w:szCs w:val="24"/>
+          <w:lang w:val="en-US" w:eastAsia="zh-CN" w:bidi="ar-SA"/>
+        </w:rPr>
+      </w:pPr>
+      <w:r>
+        <w:rPr>
+          <w:rFonts w:hint="eastAsia" w:cstheme="minorBidi"/>
+          <w:kern w:val="2"/>
+          <w:sz w:val="21"/>
+          <w:szCs w:val="24"/>
+          <w:lang w:val="en-US" w:eastAsia="zh-CN" w:bidi="ar-SA"/>
         </w:rPr>
         <w:t>5.</w:t>
       </w:r>
       <w:r>
         <w:rPr>
-          <w:rFonts w:hint="eastAsia"/>
-        </w:rPr>
-        <w:t>本系统不使用 JWT Token，识别用户靠请求体中的 UserID</w:t>
-      </w:r>
-    </w:p>
-    <w:p>
-      <w:pPr>
-        <w:rPr>
-          <w:rFonts w:hint="eastAsia"/>
-        </w:rPr>
-      </w:pPr>
-    </w:p>
-    <w:p>
-      <w:pPr>
-        <w:rPr>
-          <w:rFonts w:hint="eastAsia"/>
-        </w:rPr>
-      </w:pPr>
-      <w:r>
-        <w:rPr>
-          <w:rFonts w:hint="eastAsia"/>
-        </w:rPr>
-        <w:t>六、完整测试流程</w:t>
-      </w:r>
-    </w:p>
-    <w:p>
-      <w:pPr>
-        <w:rPr>
-          <w:rFonts w:hint="eastAsia"/>
-        </w:rPr>
-      </w:pPr>
-    </w:p>
-    <w:p>
-      <w:pPr>
-        <w:rPr>
-          <w:rFonts w:hint="eastAsia"/>
-        </w:rPr>
-      </w:pPr>
-      <w:r>
-        <w:rPr>
-          <w:rFonts w:hint="eastAsia"/>
-        </w:rPr>
-        <w:t>1. 注册 → 2. 登录（拿 UserID）→ 3. 发布服务 → 4. 预约 → 5. 查看预约列表 → 6. 取消或核销 → 7. 评价</w:t>
-      </w:r>
-    </w:p>
-    <w:p>
-      <w:pPr>
-        <w:rPr>
-          <w:rFonts w:hint="eastAsia"/>
-        </w:rPr>
-      </w:pPr>
-    </w:p>
-    <w:p>
-      <w:pPr>
-        <w:rPr>
-          <w:rFonts w:hint="eastAsia"/>
-        </w:rPr>
-      </w:pPr>
-      <w:r>
-        <w:rPr>
-          <w:rFonts w:hint="eastAsia"/>
-        </w:rPr>
-        <w:t xml:space="preserve">全部接口共 9 </w:t>
-      </w:r>
-      <w:r>
-        <w:rPr>
-          <w:rFonts w:hint="eastAsia"/>
-          <w:lang w:val="en-US" w:eastAsia="zh-CN"/>
-        </w:rPr>
-        <w:t>个</w:t>
-      </w:r>
-      <w:r>
-        <w:rPr>
-          <w:rFonts w:hint="eastAsia"/>
-        </w:rPr>
-        <w:t>，测试通过率 100%。</w:t>
+          <w:rFonts w:hint="eastAsia" w:asciiTheme="minorHAnsi" w:hAnsiTheme="minorHAnsi" w:eastAsiaTheme="minorEastAsia" w:cstheme="minorBidi"/>
+          <w:kern w:val="2"/>
+          <w:sz w:val="21"/>
+          <w:szCs w:val="24"/>
+          <w:lang w:val="en-US" w:eastAsia="zh-CN" w:bidi="ar-SA"/>
+        </w:rPr>
+        <w:t>删除服务：POST /api/merchant/service/delete</w:t>
+      </w:r>
+    </w:p>
+    <w:p>
+      <w:pPr>
+        <w:ind w:leftChars="0"/>
+        <w:rPr>
+          <w:rFonts w:hint="eastAsia" w:asciiTheme="minorHAnsi" w:hAnsiTheme="minorHAnsi" w:eastAsiaTheme="minorEastAsia" w:cstheme="minorBidi"/>
+          <w:kern w:val="2"/>
+          <w:sz w:val="21"/>
+          <w:szCs w:val="24"/>
+          <w:lang w:val="en-US" w:eastAsia="zh-CN" w:bidi="ar-SA"/>
+        </w:rPr>
+      </w:pPr>
+      <w:r>
+        <w:rPr>
+          <w:rFonts w:hint="eastAsia" w:cstheme="minorBidi"/>
+          <w:kern w:val="2"/>
+          <w:sz w:val="21"/>
+          <w:szCs w:val="24"/>
+          <w:lang w:val="en-US" w:eastAsia="zh-CN" w:bidi="ar-SA"/>
+        </w:rPr>
+        <w:t>6.</w:t>
+      </w:r>
+      <w:r>
+        <w:rPr>
+          <w:rFonts w:hint="eastAsia" w:asciiTheme="minorHAnsi" w:hAnsiTheme="minorHAnsi" w:eastAsiaTheme="minorEastAsia" w:cstheme="minorBidi"/>
+          <w:kern w:val="2"/>
+          <w:sz w:val="21"/>
+          <w:szCs w:val="24"/>
+          <w:lang w:val="en-US" w:eastAsia="zh-CN" w:bidi="ar-SA"/>
+        </w:rPr>
+        <w:t>查询排班：GET /api/merchant/schedule</w:t>
+      </w:r>
+    </w:p>
+    <w:p>
+      <w:pPr>
+        <w:ind w:leftChars="0"/>
+        <w:rPr>
+          <w:rFonts w:hint="eastAsia" w:asciiTheme="minorHAnsi" w:hAnsiTheme="minorHAnsi" w:eastAsiaTheme="minorEastAsia" w:cstheme="minorBidi"/>
+          <w:kern w:val="2"/>
+          <w:sz w:val="21"/>
+          <w:szCs w:val="24"/>
+          <w:lang w:val="en-US" w:eastAsia="zh-CN" w:bidi="ar-SA"/>
+        </w:rPr>
+      </w:pPr>
+      <w:r>
+        <w:rPr>
+          <w:rFonts w:hint="eastAsia" w:cstheme="minorBidi"/>
+          <w:kern w:val="2"/>
+          <w:sz w:val="21"/>
+          <w:szCs w:val="24"/>
+          <w:lang w:val="en-US" w:eastAsia="zh-CN" w:bidi="ar-SA"/>
+        </w:rPr>
+        <w:t>7.</w:t>
+      </w:r>
+      <w:r>
+        <w:rPr>
+          <w:rFonts w:hint="eastAsia" w:asciiTheme="minorHAnsi" w:hAnsiTheme="minorHAnsi" w:eastAsiaTheme="minorEastAsia" w:cstheme="minorBidi"/>
+          <w:kern w:val="2"/>
+          <w:sz w:val="21"/>
+          <w:szCs w:val="24"/>
+          <w:lang w:val="en-US" w:eastAsia="zh-CN" w:bidi="ar-SA"/>
+        </w:rPr>
+        <w:t>设置排班：POST /api/merchant/schedule</w:t>
+      </w:r>
+    </w:p>
+    <w:p>
+      <w:pPr>
+        <w:ind w:leftChars="0"/>
+        <w:rPr>
+          <w:rFonts w:hint="eastAsia" w:asciiTheme="minorHAnsi" w:hAnsiTheme="minorHAnsi" w:eastAsiaTheme="minorEastAsia" w:cstheme="minorBidi"/>
+          <w:kern w:val="2"/>
+          <w:sz w:val="21"/>
+          <w:szCs w:val="24"/>
+          <w:lang w:val="en-US" w:eastAsia="zh-CN" w:bidi="ar-SA"/>
+        </w:rPr>
+      </w:pPr>
+      <w:r>
+        <w:rPr>
+          <w:rFonts w:hint="eastAsia" w:cstheme="minorBidi"/>
+          <w:kern w:val="2"/>
+          <w:sz w:val="21"/>
+          <w:szCs w:val="24"/>
+          <w:lang w:val="en-US" w:eastAsia="zh-CN" w:bidi="ar-SA"/>
+        </w:rPr>
+        <w:t>8.</w:t>
+      </w:r>
+      <w:r>
+        <w:rPr>
+          <w:rFonts w:hint="eastAsia" w:asciiTheme="minorHAnsi" w:hAnsiTheme="minorHAnsi" w:eastAsiaTheme="minorEastAsia" w:cstheme="minorBidi"/>
+          <w:kern w:val="2"/>
+          <w:sz w:val="21"/>
+          <w:szCs w:val="24"/>
+          <w:lang w:val="en-US" w:eastAsia="zh-CN" w:bidi="ar-SA"/>
+        </w:rPr>
+        <w:t>创建预约：POST /api/appointments</w:t>
+      </w:r>
+    </w:p>
+    <w:p>
+      <w:pPr>
+        <w:ind w:leftChars="0"/>
+        <w:rPr>
+          <w:rFonts w:hint="eastAsia" w:asciiTheme="minorHAnsi" w:hAnsiTheme="minorHAnsi" w:eastAsiaTheme="minorEastAsia" w:cstheme="minorBidi"/>
+          <w:kern w:val="2"/>
+          <w:sz w:val="21"/>
+          <w:szCs w:val="24"/>
+          <w:lang w:val="en-US" w:eastAsia="zh-CN" w:bidi="ar-SA"/>
+        </w:rPr>
+      </w:pPr>
+      <w:r>
+        <w:rPr>
+          <w:rFonts w:hint="eastAsia" w:cstheme="minorBidi"/>
+          <w:kern w:val="2"/>
+          <w:sz w:val="21"/>
+          <w:szCs w:val="24"/>
+          <w:lang w:val="en-US" w:eastAsia="zh-CN" w:bidi="ar-SA"/>
+        </w:rPr>
+        <w:t>9.</w:t>
+      </w:r>
+      <w:r>
+        <w:rPr>
+          <w:rFonts w:hint="eastAsia" w:asciiTheme="minorHAnsi" w:hAnsiTheme="minorHAnsi" w:eastAsiaTheme="minorEastAsia" w:cstheme="minorBidi"/>
+          <w:kern w:val="2"/>
+          <w:sz w:val="21"/>
+          <w:szCs w:val="24"/>
+          <w:lang w:val="en-US" w:eastAsia="zh-CN" w:bidi="ar-SA"/>
+        </w:rPr>
+        <w:t>预约列表：GET /api/appointments</w:t>
+      </w:r>
+    </w:p>
+    <w:p>
+      <w:pPr>
+        <w:ind w:leftChars="0"/>
+        <w:rPr>
+          <w:rFonts w:hint="eastAsia" w:asciiTheme="minorHAnsi" w:hAnsiTheme="minorHAnsi" w:eastAsiaTheme="minorEastAsia" w:cstheme="minorBidi"/>
+          <w:kern w:val="2"/>
+          <w:sz w:val="21"/>
+          <w:szCs w:val="24"/>
+          <w:lang w:val="en-US" w:eastAsia="zh-CN" w:bidi="ar-SA"/>
+        </w:rPr>
+      </w:pPr>
+      <w:r>
+        <w:rPr>
+          <w:rFonts w:hint="eastAsia" w:cstheme="minorBidi"/>
+          <w:kern w:val="2"/>
+          <w:sz w:val="21"/>
+          <w:szCs w:val="24"/>
+          <w:lang w:val="en-US" w:eastAsia="zh-CN" w:bidi="ar-SA"/>
+        </w:rPr>
+        <w:t>10.</w:t>
+      </w:r>
+      <w:r>
+        <w:rPr>
+          <w:rFonts w:hint="eastAsia" w:asciiTheme="minorHAnsi" w:hAnsiTheme="minorHAnsi" w:eastAsiaTheme="minorEastAsia" w:cstheme="minorBidi"/>
+          <w:kern w:val="2"/>
+          <w:sz w:val="21"/>
+          <w:szCs w:val="24"/>
+          <w:lang w:val="en-US" w:eastAsia="zh-CN" w:bidi="ar-SA"/>
+        </w:rPr>
+        <w:t>商家确认预约：POST /api/merchant/appointments/confirm</w:t>
+      </w:r>
+    </w:p>
+    <w:p>
+      <w:pPr>
+        <w:ind w:leftChars="0"/>
+        <w:rPr>
+          <w:rFonts w:hint="eastAsia" w:asciiTheme="minorHAnsi" w:hAnsiTheme="minorHAnsi" w:eastAsiaTheme="minorEastAsia" w:cstheme="minorBidi"/>
+          <w:kern w:val="2"/>
+          <w:sz w:val="21"/>
+          <w:szCs w:val="24"/>
+          <w:lang w:val="en-US" w:eastAsia="zh-CN" w:bidi="ar-SA"/>
+        </w:rPr>
+      </w:pPr>
+      <w:r>
+        <w:rPr>
+          <w:rFonts w:hint="eastAsia" w:cstheme="minorBidi"/>
+          <w:kern w:val="2"/>
+          <w:sz w:val="21"/>
+          <w:szCs w:val="24"/>
+          <w:lang w:val="en-US" w:eastAsia="zh-CN" w:bidi="ar-SA"/>
+        </w:rPr>
+        <w:t>11.</w:t>
+      </w:r>
+      <w:r>
+        <w:rPr>
+          <w:rFonts w:hint="eastAsia" w:asciiTheme="minorHAnsi" w:hAnsiTheme="minorHAnsi" w:eastAsiaTheme="minorEastAsia" w:cstheme="minorBidi"/>
+          <w:kern w:val="2"/>
+          <w:sz w:val="21"/>
+          <w:szCs w:val="24"/>
+          <w:lang w:val="en-US" w:eastAsia="zh-CN" w:bidi="ar-SA"/>
+        </w:rPr>
+        <w:t>取消预约（用户）：POST /api/appointments/cancel</w:t>
+      </w:r>
+    </w:p>
+    <w:p>
+      <w:pPr>
+        <w:ind w:leftChars="0"/>
+        <w:rPr>
+          <w:rFonts w:hint="eastAsia" w:asciiTheme="minorHAnsi" w:hAnsiTheme="minorHAnsi" w:eastAsiaTheme="minorEastAsia" w:cstheme="minorBidi"/>
+          <w:kern w:val="2"/>
+          <w:sz w:val="21"/>
+          <w:szCs w:val="24"/>
+          <w:lang w:val="en-US" w:eastAsia="zh-CN" w:bidi="ar-SA"/>
+        </w:rPr>
+      </w:pPr>
+      <w:r>
+        <w:rPr>
+          <w:rFonts w:hint="eastAsia" w:cstheme="minorBidi"/>
+          <w:kern w:val="2"/>
+          <w:sz w:val="21"/>
+          <w:szCs w:val="24"/>
+          <w:lang w:val="en-US" w:eastAsia="zh-CN" w:bidi="ar-SA"/>
+        </w:rPr>
+        <w:t>12.</w:t>
+      </w:r>
+      <w:r>
+        <w:rPr>
+          <w:rFonts w:hint="eastAsia" w:asciiTheme="minorHAnsi" w:hAnsiTheme="minorHAnsi" w:eastAsiaTheme="minorEastAsia" w:cstheme="minorBidi"/>
+          <w:kern w:val="2"/>
+          <w:sz w:val="21"/>
+          <w:szCs w:val="24"/>
+          <w:lang w:val="en-US" w:eastAsia="zh-CN" w:bidi="ar-SA"/>
+        </w:rPr>
+        <w:t>取消预约（商家）：POST /api/appointments/cancel</w:t>
+      </w:r>
+    </w:p>
+    <w:p>
+      <w:pPr>
+        <w:ind w:leftChars="0"/>
+        <w:rPr>
+          <w:rFonts w:hint="eastAsia" w:asciiTheme="minorHAnsi" w:hAnsiTheme="minorHAnsi" w:eastAsiaTheme="minorEastAsia" w:cstheme="minorBidi"/>
+          <w:kern w:val="2"/>
+          <w:sz w:val="21"/>
+          <w:szCs w:val="24"/>
+          <w:lang w:val="en-US" w:eastAsia="zh-CN" w:bidi="ar-SA"/>
+        </w:rPr>
+      </w:pPr>
+      <w:r>
+        <w:rPr>
+          <w:rFonts w:hint="eastAsia" w:cstheme="minorBidi"/>
+          <w:kern w:val="2"/>
+          <w:sz w:val="21"/>
+          <w:szCs w:val="24"/>
+          <w:lang w:val="en-US" w:eastAsia="zh-CN" w:bidi="ar-SA"/>
+        </w:rPr>
+        <w:t>13.</w:t>
+      </w:r>
+      <w:r>
+        <w:rPr>
+          <w:rFonts w:hint="eastAsia" w:asciiTheme="minorHAnsi" w:hAnsiTheme="minorHAnsi" w:eastAsiaTheme="minorEastAsia" w:cstheme="minorBidi"/>
+          <w:kern w:val="2"/>
+          <w:sz w:val="21"/>
+          <w:szCs w:val="24"/>
+          <w:lang w:val="en-US" w:eastAsia="zh-CN" w:bidi="ar-SA"/>
+        </w:rPr>
+        <w:t>核销：POST /api/appointments/complete</w:t>
+      </w:r>
+    </w:p>
+    <w:p>
+      <w:pPr>
+        <w:ind w:leftChars="0"/>
+        <w:rPr>
+          <w:rFonts w:hint="eastAsia" w:asciiTheme="minorHAnsi" w:hAnsiTheme="minorHAnsi" w:eastAsiaTheme="minorEastAsia" w:cstheme="minorBidi"/>
+          <w:kern w:val="2"/>
+          <w:sz w:val="21"/>
+          <w:szCs w:val="24"/>
+          <w:lang w:val="en-US" w:eastAsia="zh-CN" w:bidi="ar-SA"/>
+        </w:rPr>
+      </w:pPr>
+      <w:r>
+        <w:rPr>
+          <w:rFonts w:hint="eastAsia" w:cstheme="minorBidi"/>
+          <w:kern w:val="2"/>
+          <w:sz w:val="21"/>
+          <w:szCs w:val="24"/>
+          <w:lang w:val="en-US" w:eastAsia="zh-CN" w:bidi="ar-SA"/>
+        </w:rPr>
+        <w:t>14.</w:t>
+      </w:r>
+      <w:r>
+        <w:rPr>
+          <w:rFonts w:hint="eastAsia" w:asciiTheme="minorHAnsi" w:hAnsiTheme="minorHAnsi" w:eastAsiaTheme="minorEastAsia" w:cstheme="minorBidi"/>
+          <w:kern w:val="2"/>
+          <w:sz w:val="21"/>
+          <w:szCs w:val="24"/>
+          <w:lang w:val="en-US" w:eastAsia="zh-CN" w:bidi="ar-SA"/>
+        </w:rPr>
+        <w:t>提交评价：POST /api/reviews</w:t>
+      </w:r>
+    </w:p>
+    <w:p>
+      <w:pPr>
+        <w:ind w:leftChars="0"/>
+        <w:rPr>
+          <w:rFonts w:hint="eastAsia" w:asciiTheme="minorHAnsi" w:hAnsiTheme="minorHAnsi" w:eastAsiaTheme="minorEastAsia" w:cstheme="minorBidi"/>
+          <w:kern w:val="2"/>
+          <w:sz w:val="21"/>
+          <w:szCs w:val="24"/>
+          <w:lang w:val="en-US" w:eastAsia="zh-CN" w:bidi="ar-SA"/>
+        </w:rPr>
+      </w:pPr>
+      <w:r>
+        <w:rPr>
+          <w:rFonts w:hint="eastAsia" w:cstheme="minorBidi"/>
+          <w:kern w:val="2"/>
+          <w:sz w:val="21"/>
+          <w:szCs w:val="24"/>
+          <w:lang w:val="en-US" w:eastAsia="zh-CN" w:bidi="ar-SA"/>
+        </w:rPr>
+        <w:t>15.</w:t>
+      </w:r>
+      <w:bookmarkStart w:id="0" w:name="_GoBack"/>
+      <w:bookmarkEnd w:id="0"/>
+      <w:r>
+        <w:rPr>
+          <w:rFonts w:hint="eastAsia" w:asciiTheme="minorHAnsi" w:hAnsiTheme="minorHAnsi" w:eastAsiaTheme="minorEastAsia" w:cstheme="minorBidi"/>
+          <w:kern w:val="2"/>
+          <w:sz w:val="21"/>
+          <w:szCs w:val="24"/>
+          <w:lang w:val="en-US" w:eastAsia="zh-CN" w:bidi="ar-SA"/>
+        </w:rPr>
+        <w:t>获取通知：GET /api/user/notifications</w:t>
       </w:r>
     </w:p>
     <w:p>
@@ -1193,8 +2500,6 @@
         </w:rPr>
         <w:t>鄢佳玲</w:t>
       </w:r>
-      <w:bookmarkStart w:id="0" w:name="_GoBack"/>
-      <w:bookmarkEnd w:id="0"/>
     </w:p>
     <w:sectPr>
       <w:pgSz w:w="11906" w:h="16838"/>
@@ -1482,12 +2787,12 @@
       <w:lang w:val="en-US" w:eastAsia="zh-CN" w:bidi="ar-SA"/>
     </w:rPr>
   </w:style>
-  <w:style w:type="character" w:default="1" w:styleId="3">
+  <w:style w:type="character" w:default="1" w:styleId="4">
     <w:name w:val="Default Paragraph Font"/>
     <w:semiHidden/>
     <w:uiPriority w:val="0"/>
   </w:style>
-  <w:style w:type="table" w:default="1" w:styleId="2">
+  <w:style w:type="table" w:default="1" w:styleId="3">
     <w:name w:val="Normal Table"/>
     <w:semiHidden/>
     <w:uiPriority w:val="0"/>
@@ -1499,6 +2804,14 @@
         <w:right w:w="108" w:type="dxa"/>
       </w:tblCellMar>
     </w:tblPr>
+  </w:style>
+  <w:style w:type="paragraph" w:styleId="2">
+    <w:name w:val="Normal (Web)"/>
+    <w:basedOn w:val="1"/>
+    <w:uiPriority w:val="0"/>
+    <w:rPr>
+      <w:sz w:val="24"/>
+    </w:rPr>
   </w:style>
 </w:styles>
 </file>
